--- a/Documentacion_tap_pa_aura_bot.docx
+++ b/Documentacion_tap_pa_aura_bot.docx
@@ -1,6 +1,6 @@
 
 <file path=word/document.xml><?xml version="1.0" encoding="utf-8"?>
-<w:document xmlns:wpc="http://schemas.microsoft.com/office/word/2010/wordprocessingCanvas" xmlns:cx="http://schemas.microsoft.com/office/drawing/2014/chartex" xmlns:mc="http://schemas.openxmlformats.org/markup-compatibility/2006" xmlns:o="urn:schemas-microsoft-com:office:office" xmlns:r="http://schemas.openxmlformats.org/officeDocument/2006/relationships" xmlns:m="http://schemas.openxmlformats.org/officeDocument/2006/math" xmlns:v="urn:schemas-microsoft-com:vml" xmlns:wp14="http://schemas.microsoft.com/office/word/2010/wordprocessingDrawing" xmlns:wp="http://schemas.openxmlformats.org/drawingml/2006/wordprocessingDrawing" xmlns:w10="urn:schemas-microsoft-com:office:word" xmlns:w="http://schemas.openxmlformats.org/wordprocessingml/2006/main" xmlns:w14="http://schemas.microsoft.com/office/word/2010/wordml" xmlns:w15="http://schemas.microsoft.com/office/word/2012/wordml" xmlns:w16se="http://schemas.microsoft.com/office/word/2015/wordml/symex" xmlns:wpg="http://schemas.microsoft.com/office/word/2010/wordprocessingGroup" xmlns:wpi="http://schemas.microsoft.com/office/word/2010/wordprocessingInk" xmlns:wne="http://schemas.microsoft.com/office/word/2006/wordml" xmlns:wps="http://schemas.microsoft.com/office/word/2010/wordprocessingShape" mc:Ignorable="w14 w15 w16se wp14">
+<w:document xmlns:wpc="http://schemas.microsoft.com/office/word/2010/wordprocessingCanvas" xmlns:cx="http://schemas.microsoft.com/office/drawing/2014/chartex" xmlns:cx1="http://schemas.microsoft.com/office/drawing/2015/9/8/chartex" xmlns:cx2="http://schemas.microsoft.com/office/drawing/2015/10/21/chartex" xmlns:cx3="http://schemas.microsoft.com/office/drawing/2016/5/9/chartex" xmlns:cx4="http://schemas.microsoft.com/office/drawing/2016/5/10/chartex" xmlns:cx5="http://schemas.microsoft.com/office/drawing/2016/5/11/chartex" xmlns:cx6="http://schemas.microsoft.com/office/drawing/2016/5/12/chartex" xmlns:cx7="http://schemas.microsoft.com/office/drawing/2016/5/13/chartex" xmlns:cx8="http://schemas.microsoft.com/office/drawing/2016/5/14/chartex" xmlns:mc="http://schemas.openxmlformats.org/markup-compatibility/2006" xmlns:aink="http://schemas.microsoft.com/office/drawing/2016/ink" xmlns:am3d="http://schemas.microsoft.com/office/drawing/2017/model3d" xmlns:o="urn:schemas-microsoft-com:office:office" xmlns:oel="http://schemas.microsoft.com/office/2019/extlst" xmlns:r="http://schemas.openxmlformats.org/officeDocument/2006/relationships" xmlns:m="http://schemas.openxmlformats.org/officeDocument/2006/math" xmlns:v="urn:schemas-microsoft-com:vml" xmlns:wp14="http://schemas.microsoft.com/office/word/2010/wordprocessingDrawing" xmlns:wp="http://schemas.openxmlformats.org/drawingml/2006/wordprocessingDrawing" xmlns:w10="urn:schemas-microsoft-com:office:word" xmlns:w="http://schemas.openxmlformats.org/wordprocessingml/2006/main" xmlns:w14="http://schemas.microsoft.com/office/word/2010/wordml" xmlns:w15="http://schemas.microsoft.com/office/word/2012/wordml" xmlns:w16cex="http://schemas.microsoft.com/office/word/2018/wordml/cex" xmlns:w16cid="http://schemas.microsoft.com/office/word/2016/wordml/cid" xmlns:w16="http://schemas.microsoft.com/office/word/2018/wordml" xmlns:w16du="http://schemas.microsoft.com/office/word/2023/wordml/word16du" xmlns:w16sdtdh="http://schemas.microsoft.com/office/word/2020/wordml/sdtdatahash" xmlns:w16sdtfl="http://schemas.microsoft.com/office/word/2024/wordml/sdtformatlock" xmlns:w16se="http://schemas.microsoft.com/office/word/2015/wordml/symex" xmlns:wpg="http://schemas.microsoft.com/office/word/2010/wordprocessingGroup" xmlns:wpi="http://schemas.microsoft.com/office/word/2010/wordprocessingInk" xmlns:wne="http://schemas.microsoft.com/office/word/2006/wordml" xmlns:wps="http://schemas.microsoft.com/office/word/2010/wordprocessingShape" mc:Ignorable="w14 w15 w16se w16cid w16 w16cex w16sdtdh w16sdtfl w16du wp14">
   <w:body>
     <w:p>
       <w:pPr>
@@ -21,7 +21,7 @@
           <w:lang w:val="es-CO" w:eastAsia="es-CO"/>
         </w:rPr>
         <w:drawing>
-          <wp:anchor distT="0" distB="0" distL="114300" distR="114300" simplePos="0" relativeHeight="251659264" behindDoc="0" locked="0" layoutInCell="1" allowOverlap="1" wp14:anchorId="2F3B1772" wp14:editId="08FF3055">
+          <wp:anchor distT="0" distB="0" distL="114300" distR="114300" simplePos="0" relativeHeight="251659264" behindDoc="0" locked="0" layoutInCell="1" allowOverlap="1" wp14:anchorId="6EFECC61" wp14:editId="3FF39E3F">
             <wp:simplePos x="0" y="0"/>
             <wp:positionH relativeFrom="page">
               <wp:align>center</wp:align>
@@ -341,7 +341,6 @@
           <w:szCs w:val="28"/>
         </w:rPr>
       </w:pPr>
-      <w:proofErr w:type="spellStart"/>
       <w:r>
         <w:rPr>
           <w:b/>
@@ -349,30 +348,30 @@
           <w:sz w:val="28"/>
           <w:szCs w:val="28"/>
         </w:rPr>
-        <w:t>Yuliana</w:t>
-      </w:r>
-      <w:proofErr w:type="spellEnd"/>
-      <w:r>
+        <w:t>Yuliana Otero Carmona</w:t>
+      </w:r>
+    </w:p>
+    <w:p>
+      <w:pPr>
+        <w:pStyle w:val="Default"/>
+        <w:jc w:val="center"/>
         <w:rPr>
           <w:b/>
           <w:bCs/>
           <w:sz w:val="28"/>
           <w:szCs w:val="28"/>
         </w:rPr>
-        <w:t xml:space="preserve"> Otero Carmona</w:t>
-      </w:r>
-    </w:p>
-    <w:p>
-      <w:pPr>
-        <w:pStyle w:val="Default"/>
-        <w:jc w:val="center"/>
+      </w:pPr>
+      <w:r>
         <w:rPr>
           <w:b/>
           <w:bCs/>
           <w:sz w:val="28"/>
           <w:szCs w:val="28"/>
         </w:rPr>
-      </w:pPr>
+        <w:t xml:space="preserve">Pedro Romero </w:t>
+      </w:r>
+      <w:proofErr w:type="spellStart"/>
       <w:r>
         <w:rPr>
           <w:b/>
@@ -380,40 +379,42 @@
           <w:sz w:val="28"/>
           <w:szCs w:val="28"/>
         </w:rPr>
-        <w:t xml:space="preserve">Pedro Romero </w:t>
-      </w:r>
-      <w:proofErr w:type="spellStart"/>
-      <w:r>
+        <w:t>Marquez</w:t>
+      </w:r>
+      <w:proofErr w:type="spellEnd"/>
+    </w:p>
+    <w:p>
+      <w:pPr>
+        <w:pStyle w:val="Default"/>
+        <w:jc w:val="center"/>
         <w:rPr>
           <w:b/>
           <w:bCs/>
           <w:sz w:val="28"/>
           <w:szCs w:val="28"/>
         </w:rPr>
-        <w:t>Marquez</w:t>
-      </w:r>
-      <w:proofErr w:type="spellEnd"/>
-    </w:p>
-    <w:p>
-      <w:pPr>
-        <w:pStyle w:val="Default"/>
-        <w:jc w:val="center"/>
+      </w:pPr>
+      <w:r>
         <w:rPr>
           <w:b/>
           <w:bCs/>
           <w:sz w:val="28"/>
           <w:szCs w:val="28"/>
         </w:rPr>
-      </w:pPr>
-      <w:r>
+        <w:t>Xiomara Hoyos Solano</w:t>
+      </w:r>
+    </w:p>
+    <w:p>
+      <w:pPr>
+        <w:pStyle w:val="Default"/>
+        <w:jc w:val="center"/>
         <w:rPr>
           <w:b/>
           <w:bCs/>
           <w:sz w:val="28"/>
           <w:szCs w:val="28"/>
         </w:rPr>
-        <w:t>Xiomara Hoyos Solano</w:t>
-      </w:r>
+      </w:pPr>
     </w:p>
     <w:p>
       <w:pPr>
@@ -444,60 +445,60 @@
         <w:pStyle w:val="Default"/>
         <w:jc w:val="center"/>
         <w:rPr>
+          <w:sz w:val="28"/>
+          <w:szCs w:val="28"/>
+        </w:rPr>
+      </w:pPr>
+    </w:p>
+    <w:p>
+      <w:pPr>
+        <w:pStyle w:val="Default"/>
+        <w:jc w:val="center"/>
+        <w:rPr>
+          <w:sz w:val="28"/>
+          <w:szCs w:val="28"/>
+        </w:rPr>
+      </w:pPr>
+      <w:r>
+        <w:rPr>
+          <w:sz w:val="28"/>
+          <w:szCs w:val="28"/>
+        </w:rPr>
+        <w:t>Profesor</w:t>
+      </w:r>
+    </w:p>
+    <w:p>
+      <w:pPr>
+        <w:pStyle w:val="Default"/>
+        <w:jc w:val="center"/>
+        <w:rPr>
           <w:b/>
           <w:bCs/>
           <w:sz w:val="28"/>
           <w:szCs w:val="28"/>
         </w:rPr>
       </w:pPr>
-    </w:p>
-    <w:p>
-      <w:pPr>
-        <w:pStyle w:val="Default"/>
-        <w:jc w:val="center"/>
-        <w:rPr>
-          <w:sz w:val="28"/>
-          <w:szCs w:val="28"/>
-        </w:rPr>
-      </w:pPr>
-    </w:p>
-    <w:p>
-      <w:pPr>
-        <w:pStyle w:val="Default"/>
-        <w:jc w:val="center"/>
-        <w:rPr>
-          <w:sz w:val="28"/>
-          <w:szCs w:val="28"/>
-        </w:rPr>
-      </w:pPr>
-      <w:r>
-        <w:rPr>
-          <w:sz w:val="28"/>
-          <w:szCs w:val="28"/>
-        </w:rPr>
-        <w:t>Profesor</w:t>
-      </w:r>
-    </w:p>
-    <w:p>
-      <w:pPr>
-        <w:pStyle w:val="Default"/>
-        <w:jc w:val="center"/>
+      <w:r>
         <w:rPr>
           <w:b/>
           <w:bCs/>
           <w:sz w:val="28"/>
           <w:szCs w:val="28"/>
         </w:rPr>
-      </w:pPr>
-      <w:r>
+        <w:t>Alexander Toscano</w:t>
+      </w:r>
+    </w:p>
+    <w:p>
+      <w:pPr>
+        <w:pStyle w:val="Default"/>
+        <w:jc w:val="center"/>
         <w:rPr>
           <w:b/>
           <w:bCs/>
           <w:sz w:val="28"/>
           <w:szCs w:val="28"/>
         </w:rPr>
-        <w:t>Alexander Toscano</w:t>
-      </w:r>
+      </w:pPr>
     </w:p>
     <w:p>
       <w:pPr>
@@ -537,7 +538,7 @@
     </w:p>
     <w:p>
       <w:pPr>
-        <w:pStyle w:val="Default"/>
+        <w:spacing w:line="240" w:lineRule="auto"/>
         <w:jc w:val="center"/>
         <w:rPr>
           <w:b/>
@@ -546,40 +547,38 @@
           <w:szCs w:val="28"/>
         </w:rPr>
       </w:pPr>
-    </w:p>
-    <w:p>
-      <w:pPr>
-        <w:spacing w:line="240" w:lineRule="auto"/>
-        <w:jc w:val="center"/>
+      <w:r>
         <w:rPr>
           <w:b/>
           <w:bCs/>
           <w:sz w:val="28"/>
           <w:szCs w:val="28"/>
         </w:rPr>
-      </w:pPr>
-      <w:r>
+        <w:t>Universidad de Córdoba</w:t>
+      </w:r>
+    </w:p>
+    <w:p>
+      <w:pPr>
+        <w:spacing w:line="240" w:lineRule="auto"/>
+        <w:jc w:val="center"/>
         <w:rPr>
           <w:b/>
           <w:bCs/>
           <w:sz w:val="28"/>
           <w:szCs w:val="28"/>
         </w:rPr>
-        <w:t>Universidad de Córdoba</w:t>
-      </w:r>
-    </w:p>
-    <w:p>
-      <w:pPr>
-        <w:spacing w:line="240" w:lineRule="auto"/>
-        <w:jc w:val="center"/>
+      </w:pPr>
+      <w:proofErr w:type="spellStart"/>
+      <w:r>
         <w:rPr>
           <w:b/>
           <w:bCs/>
           <w:sz w:val="28"/>
           <w:szCs w:val="28"/>
         </w:rPr>
-      </w:pPr>
-      <w:proofErr w:type="spellStart"/>
+        <w:t>Facultad</w:t>
+      </w:r>
+      <w:proofErr w:type="spellEnd"/>
       <w:r>
         <w:rPr>
           <w:b/>
@@ -587,9 +586,9 @@
           <w:sz w:val="28"/>
           <w:szCs w:val="28"/>
         </w:rPr>
-        <w:t>Facultad</w:t>
-      </w:r>
-      <w:proofErr w:type="spellEnd"/>
+        <w:t xml:space="preserve"> de </w:t>
+      </w:r>
+      <w:proofErr w:type="spellStart"/>
       <w:r>
         <w:rPr>
           <w:b/>
@@ -597,9 +596,9 @@
           <w:sz w:val="28"/>
           <w:szCs w:val="28"/>
         </w:rPr>
-        <w:t xml:space="preserve"> de </w:t>
-      </w:r>
-      <w:proofErr w:type="spellStart"/>
+        <w:t>Educación</w:t>
+      </w:r>
+      <w:proofErr w:type="spellEnd"/>
       <w:r>
         <w:rPr>
           <w:b/>
@@ -607,9 +606,9 @@
           <w:sz w:val="28"/>
           <w:szCs w:val="28"/>
         </w:rPr>
-        <w:t>Educación</w:t>
-      </w:r>
-      <w:proofErr w:type="spellEnd"/>
+        <w:t xml:space="preserve"> y </w:t>
+      </w:r>
+      <w:proofErr w:type="spellStart"/>
       <w:r>
         <w:rPr>
           <w:b/>
@@ -617,9 +616,9 @@
           <w:sz w:val="28"/>
           <w:szCs w:val="28"/>
         </w:rPr>
-        <w:t xml:space="preserve"> y </w:t>
-      </w:r>
-      <w:proofErr w:type="spellStart"/>
+        <w:t>Ciencias</w:t>
+      </w:r>
+      <w:proofErr w:type="spellEnd"/>
       <w:r>
         <w:rPr>
           <w:b/>
@@ -627,9 +626,9 @@
           <w:sz w:val="28"/>
           <w:szCs w:val="28"/>
         </w:rPr>
-        <w:t>Ciencias</w:t>
-      </w:r>
-      <w:proofErr w:type="spellEnd"/>
+        <w:t xml:space="preserve"> </w:t>
+      </w:r>
+      <w:proofErr w:type="spellStart"/>
       <w:r>
         <w:rPr>
           <w:b/>
@@ -637,32 +636,32 @@
           <w:sz w:val="28"/>
           <w:szCs w:val="28"/>
         </w:rPr>
-        <w:t xml:space="preserve"> </w:t>
-      </w:r>
-      <w:proofErr w:type="spellStart"/>
-      <w:r>
+        <w:t>Humanas</w:t>
+      </w:r>
+      <w:proofErr w:type="spellEnd"/>
+    </w:p>
+    <w:p>
+      <w:pPr>
+        <w:spacing w:line="240" w:lineRule="auto"/>
+        <w:jc w:val="center"/>
         <w:rPr>
           <w:b/>
           <w:bCs/>
           <w:sz w:val="28"/>
           <w:szCs w:val="28"/>
         </w:rPr>
-        <w:t>Humanas</w:t>
-      </w:r>
-      <w:proofErr w:type="spellEnd"/>
-    </w:p>
-    <w:p>
-      <w:pPr>
-        <w:spacing w:line="240" w:lineRule="auto"/>
-        <w:jc w:val="center"/>
+      </w:pPr>
+      <w:proofErr w:type="spellStart"/>
+      <w:r>
         <w:rPr>
           <w:b/>
           <w:bCs/>
           <w:sz w:val="28"/>
           <w:szCs w:val="28"/>
         </w:rPr>
-      </w:pPr>
-      <w:proofErr w:type="spellStart"/>
+        <w:t>Licenciatura</w:t>
+      </w:r>
+      <w:proofErr w:type="spellEnd"/>
       <w:r>
         <w:rPr>
           <w:b/>
@@ -670,9 +669,9 @@
           <w:sz w:val="28"/>
           <w:szCs w:val="28"/>
         </w:rPr>
-        <w:t>Licenciatura</w:t>
-      </w:r>
-      <w:proofErr w:type="spellEnd"/>
+        <w:t xml:space="preserve"> </w:t>
+      </w:r>
+      <w:proofErr w:type="spellStart"/>
       <w:r>
         <w:rPr>
           <w:b/>
@@ -680,9 +679,9 @@
           <w:sz w:val="28"/>
           <w:szCs w:val="28"/>
         </w:rPr>
-        <w:t xml:space="preserve"> </w:t>
-      </w:r>
-      <w:proofErr w:type="spellStart"/>
+        <w:t>en</w:t>
+      </w:r>
+      <w:proofErr w:type="spellEnd"/>
       <w:r>
         <w:rPr>
           <w:b/>
@@ -690,9 +689,9 @@
           <w:sz w:val="28"/>
           <w:szCs w:val="28"/>
         </w:rPr>
-        <w:t>en</w:t>
-      </w:r>
-      <w:proofErr w:type="spellEnd"/>
+        <w:t xml:space="preserve"> </w:t>
+      </w:r>
+      <w:proofErr w:type="spellStart"/>
       <w:r>
         <w:rPr>
           <w:b/>
@@ -700,32 +699,32 @@
           <w:sz w:val="28"/>
           <w:szCs w:val="28"/>
         </w:rPr>
-        <w:t xml:space="preserve"> </w:t>
-      </w:r>
-      <w:proofErr w:type="spellStart"/>
-      <w:r>
+        <w:t>Informática</w:t>
+      </w:r>
+      <w:proofErr w:type="spellEnd"/>
+    </w:p>
+    <w:p>
+      <w:pPr>
+        <w:spacing w:line="240" w:lineRule="auto"/>
+        <w:jc w:val="center"/>
         <w:rPr>
           <w:b/>
           <w:bCs/>
           <w:sz w:val="28"/>
           <w:szCs w:val="28"/>
         </w:rPr>
-        <w:t>Informática</w:t>
-      </w:r>
-      <w:proofErr w:type="spellEnd"/>
-    </w:p>
-    <w:p>
-      <w:pPr>
-        <w:spacing w:line="240" w:lineRule="auto"/>
-        <w:jc w:val="center"/>
+      </w:pPr>
+      <w:proofErr w:type="spellStart"/>
+      <w:r>
         <w:rPr>
           <w:b/>
           <w:bCs/>
           <w:sz w:val="28"/>
           <w:szCs w:val="28"/>
         </w:rPr>
-      </w:pPr>
-      <w:proofErr w:type="spellStart"/>
+        <w:t>Montería</w:t>
+      </w:r>
+      <w:proofErr w:type="spellEnd"/>
       <w:r>
         <w:rPr>
           <w:b/>
@@ -733,16 +732,6 @@
           <w:sz w:val="28"/>
           <w:szCs w:val="28"/>
         </w:rPr>
-        <w:t>Montería</w:t>
-      </w:r>
-      <w:proofErr w:type="spellEnd"/>
-      <w:r>
-        <w:rPr>
-          <w:b/>
-          <w:bCs/>
-          <w:sz w:val="28"/>
-          <w:szCs w:val="28"/>
-        </w:rPr>
         <w:t>, Colombia</w:t>
       </w:r>
     </w:p>
@@ -751,6 +740,7 @@
         <w:pStyle w:val="Ttulo2"/>
         <w:rPr>
           <w:rFonts w:ascii="Times New Roman" w:hAnsi="Times New Roman" w:cs="Times New Roman"/>
+          <w:color w:val="000000" w:themeColor="text1"/>
           <w:sz w:val="24"/>
           <w:szCs w:val="24"/>
         </w:rPr>
@@ -758,6 +748,7 @@
       <w:r>
         <w:rPr>
           <w:rFonts w:ascii="Times New Roman" w:hAnsi="Times New Roman" w:cs="Times New Roman"/>
+          <w:color w:val="000000" w:themeColor="text1"/>
           <w:sz w:val="24"/>
           <w:szCs w:val="24"/>
         </w:rPr>
@@ -768,315 +759,324 @@
       <w:r>
         <w:rPr>
           <w:rFonts w:ascii="Times New Roman" w:hAnsi="Times New Roman" w:cs="Times New Roman"/>
+          <w:color w:val="000000" w:themeColor="text1"/>
           <w:sz w:val="24"/>
           <w:szCs w:val="24"/>
         </w:rPr>
-        <w:t>Res</w:t>
-      </w:r>
-      <w:bookmarkStart w:id="0" w:name="_GoBack"/>
-      <w:bookmarkEnd w:id="0"/>
+        <w:t>Resumen</w:t>
+      </w:r>
+      <w:proofErr w:type="spellEnd"/>
       <w:r>
         <w:rPr>
           <w:rFonts w:ascii="Times New Roman" w:hAnsi="Times New Roman" w:cs="Times New Roman"/>
+          <w:color w:val="000000" w:themeColor="text1"/>
           <w:sz w:val="24"/>
           <w:szCs w:val="24"/>
         </w:rPr>
-        <w:t>umen</w:t>
+        <w:t xml:space="preserve"> del Proyecto</w:t>
+      </w:r>
+    </w:p>
+    <w:p>
+      <w:pPr>
+        <w:pStyle w:val="NormalWeb"/>
+        <w:rPr>
+          <w:color w:val="000000" w:themeColor="text1"/>
+        </w:rPr>
+      </w:pPr>
+      <w:r>
+        <w:rPr>
+          <w:color w:val="000000" w:themeColor="text1"/>
+        </w:rPr>
+        <w:t xml:space="preserve">Este proyecto es una aplicación web interactiva desarrollada con </w:t>
+      </w:r>
+      <w:proofErr w:type="spellStart"/>
+      <w:r>
+        <w:rPr>
+          <w:rStyle w:val="Textoennegrita"/>
+          <w:color w:val="000000" w:themeColor="text1"/>
+        </w:rPr>
+        <w:t>Nuxt</w:t>
       </w:r>
       <w:proofErr w:type="spellEnd"/>
       <w:r>
         <w:rPr>
+          <w:rStyle w:val="Textoennegrita"/>
+          <w:color w:val="000000" w:themeColor="text1"/>
+        </w:rPr>
+        <w:t xml:space="preserve"> 3</w:t>
+      </w:r>
+      <w:r>
+        <w:rPr>
+          <w:color w:val="000000" w:themeColor="text1"/>
+        </w:rPr>
+        <w:t xml:space="preserve"> (basado en Vue.js y </w:t>
+      </w:r>
+      <w:proofErr w:type="spellStart"/>
+      <w:r>
+        <w:rPr>
+          <w:color w:val="000000" w:themeColor="text1"/>
+        </w:rPr>
+        <w:t>TypeScript</w:t>
+      </w:r>
+      <w:proofErr w:type="spellEnd"/>
+      <w:r>
+        <w:rPr>
+          <w:color w:val="000000" w:themeColor="text1"/>
+        </w:rPr>
+        <w:t>).</w:t>
+      </w:r>
+      <w:r>
+        <w:rPr>
+          <w:color w:val="000000" w:themeColor="text1"/>
+        </w:rPr>
+        <w:br/>
+        <w:t xml:space="preserve">El objetivo principal del proyecto es ofrecer una experiencia educativa centrada en la interacción con </w:t>
+      </w:r>
+      <w:proofErr w:type="spellStart"/>
+      <w:r>
+        <w:rPr>
+          <w:rStyle w:val="Textoennegrita"/>
+          <w:color w:val="000000" w:themeColor="text1"/>
+        </w:rPr>
+        <w:t>quizzes</w:t>
+      </w:r>
+      <w:proofErr w:type="spellEnd"/>
+      <w:r>
+        <w:rPr>
+          <w:color w:val="000000" w:themeColor="text1"/>
+        </w:rPr>
+        <w:t xml:space="preserve"> y </w:t>
+      </w:r>
+      <w:r>
+        <w:rPr>
+          <w:rStyle w:val="Textoennegrita"/>
+          <w:color w:val="000000" w:themeColor="text1"/>
+        </w:rPr>
+        <w:t>evaluaciones</w:t>
+      </w:r>
+      <w:r>
+        <w:rPr>
+          <w:color w:val="000000" w:themeColor="text1"/>
+        </w:rPr>
+        <w:t xml:space="preserve">, enfocadas en conceptos de </w:t>
+      </w:r>
+      <w:r>
+        <w:rPr>
+          <w:rStyle w:val="Textoennegrita"/>
+          <w:color w:val="000000" w:themeColor="text1"/>
+        </w:rPr>
+        <w:t>redes neuronales</w:t>
+      </w:r>
+      <w:r>
+        <w:rPr>
+          <w:color w:val="000000" w:themeColor="text1"/>
+        </w:rPr>
+        <w:t xml:space="preserve"> y </w:t>
+      </w:r>
+      <w:r>
+        <w:rPr>
+          <w:rStyle w:val="Textoennegrita"/>
+          <w:color w:val="000000" w:themeColor="text1"/>
+        </w:rPr>
+        <w:t xml:space="preserve">aprendizaje automático (Machine </w:t>
+      </w:r>
+      <w:proofErr w:type="spellStart"/>
+      <w:r>
+        <w:rPr>
+          <w:rStyle w:val="Textoennegrita"/>
+          <w:color w:val="000000" w:themeColor="text1"/>
+        </w:rPr>
+        <w:t>Learning</w:t>
+      </w:r>
+      <w:proofErr w:type="spellEnd"/>
+      <w:r>
+        <w:rPr>
+          <w:rStyle w:val="Textoennegrita"/>
+          <w:color w:val="000000" w:themeColor="text1"/>
+        </w:rPr>
+        <w:t>)</w:t>
+      </w:r>
+      <w:r>
+        <w:rPr>
+          <w:color w:val="000000" w:themeColor="text1"/>
+        </w:rPr>
+        <w:t>.</w:t>
+      </w:r>
+    </w:p>
+    <w:p>
+      <w:pPr>
+        <w:rPr>
           <w:rFonts w:ascii="Times New Roman" w:hAnsi="Times New Roman" w:cs="Times New Roman"/>
+          <w:color w:val="000000" w:themeColor="text1"/>
           <w:sz w:val="24"/>
           <w:szCs w:val="24"/>
         </w:rPr>
-        <w:t xml:space="preserve"> del Proyecto</w:t>
-      </w:r>
+      </w:pPr>
     </w:p>
     <w:p>
       <w:pPr>
-        <w:pStyle w:val="NormalWeb"/>
-      </w:pPr>
-      <w:r>
-        <w:t xml:space="preserve">Este proyecto es una aplicación web interactiva desarrollada con </w:t>
+        <w:pStyle w:val="Ttulo2"/>
+        <w:rPr>
+          <w:rFonts w:ascii="Times New Roman" w:hAnsi="Times New Roman" w:cs="Times New Roman"/>
+          <w:color w:val="000000" w:themeColor="text1"/>
+          <w:sz w:val="24"/>
+          <w:szCs w:val="24"/>
+        </w:rPr>
+      </w:pPr>
+      <w:r>
+        <w:rPr>
+          <w:rFonts w:ascii="Times New Roman" w:hAnsi="Times New Roman" w:cs="Times New Roman"/>
+          <w:color w:val="000000" w:themeColor="text1"/>
+          <w:sz w:val="24"/>
+          <w:szCs w:val="24"/>
+        </w:rPr>
+        <w:t xml:space="preserve">2. Tema del Proyecto: Redes </w:t>
       </w:r>
       <w:proofErr w:type="spellStart"/>
       <w:r>
         <w:rPr>
-          <w:rStyle w:val="Textoennegrita"/>
-        </w:rPr>
-        <w:t>Nuxt</w:t>
+          <w:rFonts w:ascii="Times New Roman" w:hAnsi="Times New Roman" w:cs="Times New Roman"/>
+          <w:color w:val="000000" w:themeColor="text1"/>
+          <w:sz w:val="24"/>
+          <w:szCs w:val="24"/>
+        </w:rPr>
+        <w:t>Neuronales</w:t>
       </w:r>
       <w:proofErr w:type="spellEnd"/>
       <w:r>
         <w:rPr>
-          <w:rStyle w:val="Textoennegrita"/>
-        </w:rPr>
-        <w:t xml:space="preserve"> 3</w:t>
-      </w:r>
-      <w:r>
-        <w:t xml:space="preserve"> (basado en Vue.js y </w:t>
-      </w:r>
-      <w:proofErr w:type="spellStart"/>
-      <w:r>
-        <w:t>TypeScript</w:t>
-      </w:r>
-      <w:proofErr w:type="spellEnd"/>
-      <w:r>
-        <w:t>).</w:t>
-      </w:r>
-      <w:r>
-        <w:br/>
-        <w:t xml:space="preserve">El objetivo principal del proyecto es ofrecer una experiencia educativa centrada en la interacción con </w:t>
-      </w:r>
-      <w:proofErr w:type="spellStart"/>
-      <w:r>
-        <w:rPr>
-          <w:rStyle w:val="Textoennegrita"/>
-        </w:rPr>
-        <w:t>quizzes</w:t>
-      </w:r>
-      <w:proofErr w:type="spellEnd"/>
-      <w:r>
-        <w:t xml:space="preserve"> y </w:t>
-      </w:r>
-      <w:r>
-        <w:rPr>
-          <w:rStyle w:val="Textoennegrita"/>
-        </w:rPr>
-        <w:t>evaluaciones</w:t>
-      </w:r>
-      <w:r>
-        <w:t xml:space="preserve">, enfocadas en conceptos de </w:t>
-      </w:r>
-      <w:r>
-        <w:rPr>
-          <w:rStyle w:val="Textoennegrita"/>
-        </w:rPr>
-        <w:t>redes neuronales</w:t>
-      </w:r>
-      <w:r>
-        <w:t xml:space="preserve"> y </w:t>
-      </w:r>
-      <w:r>
-        <w:rPr>
-          <w:rStyle w:val="Textoennegrita"/>
-        </w:rPr>
-        <w:t xml:space="preserve">aprendizaje automático (Machine </w:t>
-      </w:r>
-      <w:proofErr w:type="spellStart"/>
-      <w:r>
-        <w:rPr>
-          <w:rStyle w:val="Textoennegrita"/>
-        </w:rPr>
-        <w:t>Learning</w:t>
-      </w:r>
-      <w:proofErr w:type="spellEnd"/>
-      <w:r>
-        <w:rPr>
-          <w:rStyle w:val="Textoennegrita"/>
-        </w:rPr>
-        <w:t>)</w:t>
-      </w:r>
-      <w:r>
-        <w:t>.</w:t>
+          <w:rFonts w:ascii="Times New Roman" w:hAnsi="Times New Roman" w:cs="Times New Roman"/>
+          <w:color w:val="000000" w:themeColor="text1"/>
+          <w:sz w:val="24"/>
+          <w:szCs w:val="24"/>
+        </w:rPr>
+        <w:t xml:space="preserve"> y Machine Learning</w:t>
       </w:r>
     </w:p>
     <w:p>
       <w:pPr>
+        <w:pStyle w:val="NormalWeb"/>
+        <w:rPr>
+          <w:color w:val="000000" w:themeColor="text1"/>
+        </w:rPr>
+      </w:pPr>
+      <w:r>
+        <w:rPr>
+          <w:color w:val="000000" w:themeColor="text1"/>
+        </w:rPr>
+        <w:t xml:space="preserve">La aplicación está diseñada para enseñar, evaluar o poner a prueba conocimientos relacionados con </w:t>
+      </w:r>
+      <w:r>
+        <w:rPr>
+          <w:rStyle w:val="Textoennegrita"/>
+          <w:color w:val="000000" w:themeColor="text1"/>
+        </w:rPr>
+        <w:t>redes neuronales artificiales</w:t>
+      </w:r>
+      <w:r>
+        <w:rPr>
+          <w:color w:val="000000" w:themeColor="text1"/>
+        </w:rPr>
+        <w:t xml:space="preserve"> y técnicas modernas de </w:t>
+      </w:r>
+      <w:r>
+        <w:rPr>
+          <w:rStyle w:val="Textoennegrita"/>
+          <w:color w:val="000000" w:themeColor="text1"/>
+        </w:rPr>
+        <w:t xml:space="preserve">Machine </w:t>
+      </w:r>
+      <w:proofErr w:type="spellStart"/>
+      <w:r>
+        <w:rPr>
+          <w:rStyle w:val="Textoennegrita"/>
+          <w:color w:val="000000" w:themeColor="text1"/>
+        </w:rPr>
+        <w:t>Learning</w:t>
+      </w:r>
+      <w:proofErr w:type="spellEnd"/>
+      <w:r>
+        <w:rPr>
+          <w:color w:val="000000" w:themeColor="text1"/>
+        </w:rPr>
+        <w:t>.</w:t>
+      </w:r>
+      <w:r>
+        <w:rPr>
+          <w:color w:val="000000" w:themeColor="text1"/>
+        </w:rPr>
+        <w:br/>
+        <w:t xml:space="preserve">A través de una serie de actividades interactivas (como </w:t>
+      </w:r>
+      <w:proofErr w:type="spellStart"/>
+      <w:r>
+        <w:rPr>
+          <w:color w:val="000000" w:themeColor="text1"/>
+        </w:rPr>
+        <w:t>quizzes</w:t>
+      </w:r>
+      <w:proofErr w:type="spellEnd"/>
+      <w:r>
+        <w:rPr>
+          <w:color w:val="000000" w:themeColor="text1"/>
+        </w:rPr>
+        <w:t xml:space="preserve"> y evaluaciones), el usuario puede explorar contenidos del área, aplicar conceptos aprendidos y recibir retroalimentación en tiempo real, posiblemente apoyada por lógica computacional avanzada o IA.</w:t>
+      </w:r>
+    </w:p>
+    <w:p>
+      <w:pPr>
         <w:rPr>
           <w:rFonts w:ascii="Times New Roman" w:hAnsi="Times New Roman" w:cs="Times New Roman"/>
+          <w:color w:val="000000" w:themeColor="text1"/>
           <w:sz w:val="24"/>
           <w:szCs w:val="24"/>
         </w:rPr>
       </w:pPr>
-      <w:r>
+    </w:p>
+    <w:p>
+      <w:pPr>
+        <w:pStyle w:val="Ttulo2"/>
         <w:rPr>
           <w:rFonts w:ascii="Times New Roman" w:hAnsi="Times New Roman" w:cs="Times New Roman"/>
+          <w:color w:val="000000" w:themeColor="text1"/>
           <w:sz w:val="24"/>
           <w:szCs w:val="24"/>
         </w:rPr>
-        <w:pict>
-          <v:rect id="_x0000_i1025" style="width:0;height:1.5pt" o:hralign="center" o:hrstd="t" o:hr="t" fillcolor="#a0a0a0" stroked="f"/>
-        </w:pict>
-      </w:r>
-    </w:p>
-    <w:p>
-      <w:pPr>
-        <w:pStyle w:val="Ttulo2"/>
+      </w:pPr>
+      <w:r>
         <w:rPr>
           <w:rFonts w:ascii="Times New Roman" w:hAnsi="Times New Roman" w:cs="Times New Roman"/>
+          <w:color w:val="000000" w:themeColor="text1"/>
           <w:sz w:val="24"/>
           <w:szCs w:val="24"/>
         </w:rPr>
-      </w:pPr>
+        <w:t xml:space="preserve">3. </w:t>
+      </w:r>
+      <w:proofErr w:type="spellStart"/>
       <w:r>
         <w:rPr>
           <w:rFonts w:ascii="Times New Roman" w:hAnsi="Times New Roman" w:cs="Times New Roman"/>
+          <w:color w:val="000000" w:themeColor="text1"/>
           <w:sz w:val="24"/>
           <w:szCs w:val="24"/>
         </w:rPr>
-        <w:t xml:space="preserve">2. </w:t>
-      </w:r>
-      <w:proofErr w:type="spellStart"/>
+        <w:t>Características</w:t>
+      </w:r>
+      <w:proofErr w:type="spellEnd"/>
       <w:r>
         <w:rPr>
           <w:rFonts w:ascii="Times New Roman" w:hAnsi="Times New Roman" w:cs="Times New Roman"/>
+          <w:color w:val="000000" w:themeColor="text1"/>
           <w:sz w:val="24"/>
           <w:szCs w:val="24"/>
         </w:rPr>
-        <w:t>Tema</w:t>
-      </w:r>
-      <w:proofErr w:type="spellEnd"/>
+        <w:t xml:space="preserve"> </w:t>
+      </w:r>
+      <w:proofErr w:type="spellStart"/>
       <w:r>
         <w:rPr>
           <w:rFonts w:ascii="Times New Roman" w:hAnsi="Times New Roman" w:cs="Times New Roman"/>
-          <w:sz w:val="24"/>
-          <w:szCs w:val="24"/>
-        </w:rPr>
-        <w:t xml:space="preserve"> del Proyecto: </w:t>
-      </w:r>
-      <w:proofErr w:type="spellStart"/>
-      <w:r>
-        <w:rPr>
-          <w:rFonts w:ascii="Times New Roman" w:hAnsi="Times New Roman" w:cs="Times New Roman"/>
-          <w:sz w:val="24"/>
-          <w:szCs w:val="24"/>
-        </w:rPr>
-        <w:t>Redes</w:t>
-      </w:r>
-      <w:proofErr w:type="spellEnd"/>
-      <w:r>
-        <w:rPr>
-          <w:rFonts w:ascii="Times New Roman" w:hAnsi="Times New Roman" w:cs="Times New Roman"/>
-          <w:sz w:val="24"/>
-          <w:szCs w:val="24"/>
-        </w:rPr>
-        <w:t xml:space="preserve"> </w:t>
-      </w:r>
-      <w:proofErr w:type="spellStart"/>
-      <w:r>
-        <w:rPr>
-          <w:rFonts w:ascii="Times New Roman" w:hAnsi="Times New Roman" w:cs="Times New Roman"/>
-          <w:sz w:val="24"/>
-          <w:szCs w:val="24"/>
-        </w:rPr>
-        <w:t>Neuronales</w:t>
-      </w:r>
-      <w:proofErr w:type="spellEnd"/>
-      <w:r>
-        <w:rPr>
-          <w:rFonts w:ascii="Times New Roman" w:hAnsi="Times New Roman" w:cs="Times New Roman"/>
-          <w:sz w:val="24"/>
-          <w:szCs w:val="24"/>
-        </w:rPr>
-        <w:t xml:space="preserve"> y Machine Learning</w:t>
-      </w:r>
-    </w:p>
-    <w:p>
-      <w:pPr>
-        <w:pStyle w:val="NormalWeb"/>
-      </w:pPr>
-      <w:r>
-        <w:t xml:space="preserve">La aplicación está diseñada para enseñar, evaluar o poner a prueba conocimientos relacionados con </w:t>
-      </w:r>
-      <w:r>
-        <w:rPr>
-          <w:rStyle w:val="Textoennegrita"/>
-        </w:rPr>
-        <w:t>redes neuronales artificiales</w:t>
-      </w:r>
-      <w:r>
-        <w:t xml:space="preserve"> y técnicas modernas de </w:t>
-      </w:r>
-      <w:r>
-        <w:rPr>
-          <w:rStyle w:val="Textoennegrita"/>
-        </w:rPr>
-        <w:t xml:space="preserve">Machine </w:t>
-      </w:r>
-      <w:proofErr w:type="spellStart"/>
-      <w:r>
-        <w:rPr>
-          <w:rStyle w:val="Textoennegrita"/>
-        </w:rPr>
-        <w:t>Learning</w:t>
-      </w:r>
-      <w:proofErr w:type="spellEnd"/>
-      <w:r>
-        <w:t>.</w:t>
-      </w:r>
-      <w:r>
-        <w:br/>
-        <w:t xml:space="preserve">A través de una serie de actividades interactivas (como </w:t>
-      </w:r>
-      <w:proofErr w:type="spellStart"/>
-      <w:r>
-        <w:t>quizzes</w:t>
-      </w:r>
-      <w:proofErr w:type="spellEnd"/>
-      <w:r>
-        <w:t xml:space="preserve"> y evaluaciones), el usuario puede explorar contenidos del área, aplicar conceptos aprendidos y recibir retroalimentación en tiempo real, posiblemente apoyada por lógica computacional avanzada o IA.</w:t>
-      </w:r>
-    </w:p>
-    <w:p>
-      <w:pPr>
-        <w:rPr>
-          <w:rFonts w:ascii="Times New Roman" w:hAnsi="Times New Roman" w:cs="Times New Roman"/>
-          <w:sz w:val="24"/>
-          <w:szCs w:val="24"/>
-        </w:rPr>
-      </w:pPr>
-      <w:r>
-        <w:rPr>
-          <w:rFonts w:ascii="Times New Roman" w:hAnsi="Times New Roman" w:cs="Times New Roman"/>
-          <w:sz w:val="24"/>
-          <w:szCs w:val="24"/>
-        </w:rPr>
-        <w:pict>
-          <v:rect id="_x0000_i1026" style="width:0;height:1.5pt" o:hralign="center" o:hrstd="t" o:hr="t" fillcolor="#a0a0a0" stroked="f"/>
-        </w:pict>
-      </w:r>
-    </w:p>
-    <w:p>
-      <w:pPr>
-        <w:pStyle w:val="Ttulo2"/>
-        <w:rPr>
-          <w:rFonts w:ascii="Times New Roman" w:hAnsi="Times New Roman" w:cs="Times New Roman"/>
-          <w:sz w:val="24"/>
-          <w:szCs w:val="24"/>
-        </w:rPr>
-      </w:pPr>
-      <w:r>
-        <w:rPr>
-          <w:rFonts w:ascii="Times New Roman" w:hAnsi="Times New Roman" w:cs="Times New Roman"/>
-          <w:sz w:val="24"/>
-          <w:szCs w:val="24"/>
-        </w:rPr>
-        <w:t xml:space="preserve">3. </w:t>
-      </w:r>
-      <w:proofErr w:type="spellStart"/>
-      <w:r>
-        <w:rPr>
-          <w:rFonts w:ascii="Times New Roman" w:hAnsi="Times New Roman" w:cs="Times New Roman"/>
-          <w:sz w:val="24"/>
-          <w:szCs w:val="24"/>
-        </w:rPr>
-        <w:t>Características</w:t>
-      </w:r>
-      <w:proofErr w:type="spellEnd"/>
-      <w:r>
-        <w:rPr>
-          <w:rFonts w:ascii="Times New Roman" w:hAnsi="Times New Roman" w:cs="Times New Roman"/>
-          <w:sz w:val="24"/>
-          <w:szCs w:val="24"/>
-        </w:rPr>
-        <w:t xml:space="preserve"> </w:t>
-      </w:r>
-      <w:proofErr w:type="spellStart"/>
-      <w:r>
-        <w:rPr>
-          <w:rFonts w:ascii="Times New Roman" w:hAnsi="Times New Roman" w:cs="Times New Roman"/>
+          <w:color w:val="000000" w:themeColor="text1"/>
           <w:sz w:val="24"/>
           <w:szCs w:val="24"/>
         </w:rPr>
@@ -1091,20 +1091,35 @@
           <w:ilvl w:val="0"/>
           <w:numId w:val="10"/>
         </w:numPr>
-      </w:pPr>
-      <w:r>
+        <w:rPr>
+          <w:color w:val="000000" w:themeColor="text1"/>
+        </w:rPr>
+      </w:pPr>
+      <w:r>
+        <w:rPr>
+          <w:color w:val="000000" w:themeColor="text1"/>
+        </w:rPr>
         <w:t xml:space="preserve">Interfaz moderna construida con </w:t>
       </w:r>
       <w:proofErr w:type="spellStart"/>
       <w:r>
+        <w:rPr>
+          <w:color w:val="000000" w:themeColor="text1"/>
+        </w:rPr>
         <w:t>Vue</w:t>
       </w:r>
       <w:proofErr w:type="spellEnd"/>
       <w:r>
+        <w:rPr>
+          <w:color w:val="000000" w:themeColor="text1"/>
+        </w:rPr>
         <w:t xml:space="preserve"> 3 y </w:t>
       </w:r>
       <w:proofErr w:type="spellStart"/>
       <w:r>
+        <w:rPr>
+          <w:color w:val="000000" w:themeColor="text1"/>
+        </w:rPr>
         <w:t>Vuetify</w:t>
       </w:r>
       <w:proofErr w:type="spellEnd"/>
@@ -1116,24 +1131,28 @@
           <w:ilvl w:val="0"/>
           <w:numId w:val="10"/>
         </w:numPr>
-      </w:pPr>
-      <w:r>
-        <w:t xml:space="preserve">Lógica del lado </w:t>
-      </w:r>
-      <w:proofErr w:type="gramStart"/>
-      <w:r>
-        <w:t>del cliente organizada</w:t>
-      </w:r>
-      <w:proofErr w:type="gramEnd"/>
-      <w:r>
-        <w:t xml:space="preserve"> en </w:t>
+        <w:rPr>
+          <w:color w:val="000000" w:themeColor="text1"/>
+        </w:rPr>
+      </w:pPr>
+      <w:r>
+        <w:rPr>
+          <w:color w:val="000000" w:themeColor="text1"/>
+        </w:rPr>
+        <w:t xml:space="preserve">Lógica del lado del cliente organizada en </w:t>
       </w:r>
       <w:proofErr w:type="spellStart"/>
       <w:r>
+        <w:rPr>
+          <w:color w:val="000000" w:themeColor="text1"/>
+        </w:rPr>
         <w:t>composables</w:t>
       </w:r>
       <w:proofErr w:type="spellEnd"/>
       <w:r>
+        <w:rPr>
+          <w:color w:val="000000" w:themeColor="text1"/>
+        </w:rPr>
         <w:t xml:space="preserve"> reutilizables</w:t>
       </w:r>
     </w:p>
@@ -1144,25 +1163,43 @@
           <w:ilvl w:val="0"/>
           <w:numId w:val="10"/>
         </w:numPr>
+        <w:rPr>
+          <w:color w:val="000000" w:themeColor="text1"/>
+        </w:rPr>
       </w:pPr>
       <w:proofErr w:type="spellStart"/>
       <w:r>
+        <w:rPr>
+          <w:color w:val="000000" w:themeColor="text1"/>
+        </w:rPr>
         <w:t>Backend</w:t>
       </w:r>
       <w:proofErr w:type="spellEnd"/>
       <w:r>
+        <w:rPr>
+          <w:color w:val="000000" w:themeColor="text1"/>
+        </w:rPr>
         <w:t xml:space="preserve"> personalizado con </w:t>
       </w:r>
       <w:proofErr w:type="spellStart"/>
       <w:r>
+        <w:rPr>
+          <w:color w:val="000000" w:themeColor="text1"/>
+        </w:rPr>
         <w:t>endpoints</w:t>
       </w:r>
       <w:proofErr w:type="spellEnd"/>
       <w:r>
+        <w:rPr>
+          <w:color w:val="000000" w:themeColor="text1"/>
+        </w:rPr>
         <w:t xml:space="preserve"> API en </w:t>
       </w:r>
       <w:proofErr w:type="spellStart"/>
       <w:r>
+        <w:rPr>
+          <w:color w:val="000000" w:themeColor="text1"/>
+        </w:rPr>
         <w:t>TypeScript</w:t>
       </w:r>
       <w:proofErr w:type="spellEnd"/>
@@ -1174,12 +1211,21 @@
           <w:ilvl w:val="0"/>
           <w:numId w:val="10"/>
         </w:numPr>
-      </w:pPr>
-      <w:r>
+        <w:rPr>
+          <w:color w:val="000000" w:themeColor="text1"/>
+        </w:rPr>
+      </w:pPr>
+      <w:r>
+        <w:rPr>
+          <w:color w:val="000000" w:themeColor="text1"/>
+        </w:rPr>
         <w:t xml:space="preserve">Almacenamiento de estado global usando </w:t>
       </w:r>
       <w:proofErr w:type="spellStart"/>
       <w:r>
+        <w:rPr>
+          <w:color w:val="000000" w:themeColor="text1"/>
+        </w:rPr>
         <w:t>Pinia</w:t>
       </w:r>
       <w:proofErr w:type="spellEnd"/>
@@ -1191,16 +1237,28 @@
           <w:ilvl w:val="0"/>
           <w:numId w:val="10"/>
         </w:numPr>
-      </w:pPr>
-      <w:r>
+        <w:rPr>
+          <w:color w:val="000000" w:themeColor="text1"/>
+        </w:rPr>
+      </w:pPr>
+      <w:r>
+        <w:rPr>
+          <w:color w:val="000000" w:themeColor="text1"/>
+        </w:rPr>
         <w:t xml:space="preserve">Navegación entre páginas de </w:t>
       </w:r>
       <w:proofErr w:type="spellStart"/>
       <w:r>
+        <w:rPr>
+          <w:color w:val="000000" w:themeColor="text1"/>
+        </w:rPr>
         <w:t>quizzes</w:t>
       </w:r>
       <w:proofErr w:type="spellEnd"/>
       <w:r>
+        <w:rPr>
+          <w:color w:val="000000" w:themeColor="text1"/>
+        </w:rPr>
         <w:t>, evaluaciones y sección informativa</w:t>
       </w:r>
     </w:p>
@@ -1211,8 +1269,14 @@
           <w:ilvl w:val="0"/>
           <w:numId w:val="10"/>
         </w:numPr>
-      </w:pPr>
-      <w:r>
+        <w:rPr>
+          <w:color w:val="000000" w:themeColor="text1"/>
+        </w:rPr>
+      </w:pPr>
+      <w:r>
+        <w:rPr>
+          <w:color w:val="000000" w:themeColor="text1"/>
+        </w:rPr>
         <w:t>Modularidad para facilitar la extensión del contenido y lógica del sistema</w:t>
       </w:r>
     </w:p>
@@ -1220,64 +1284,63 @@
       <w:pPr>
         <w:rPr>
           <w:rFonts w:ascii="Times New Roman" w:hAnsi="Times New Roman" w:cs="Times New Roman"/>
+          <w:color w:val="000000" w:themeColor="text1"/>
           <w:sz w:val="24"/>
           <w:szCs w:val="24"/>
         </w:rPr>
       </w:pPr>
-      <w:r>
+    </w:p>
+    <w:p>
+      <w:pPr>
+        <w:pStyle w:val="Ttulo2"/>
         <w:rPr>
           <w:rFonts w:ascii="Times New Roman" w:hAnsi="Times New Roman" w:cs="Times New Roman"/>
+          <w:color w:val="000000" w:themeColor="text1"/>
           <w:sz w:val="24"/>
           <w:szCs w:val="24"/>
         </w:rPr>
-        <w:pict>
-          <v:rect id="_x0000_i1027" style="width:0;height:1.5pt" o:hralign="center" o:hrstd="t" o:hr="t" fillcolor="#a0a0a0" stroked="f"/>
-        </w:pict>
+      </w:pPr>
+      <w:r>
+        <w:rPr>
+          <w:rFonts w:ascii="Times New Roman" w:hAnsi="Times New Roman" w:cs="Times New Roman"/>
+          <w:color w:val="000000" w:themeColor="text1"/>
+          <w:sz w:val="24"/>
+          <w:szCs w:val="24"/>
+        </w:rPr>
+        <w:t xml:space="preserve">4. </w:t>
+      </w:r>
+      <w:proofErr w:type="spellStart"/>
+      <w:r>
+        <w:rPr>
+          <w:rFonts w:ascii="Times New Roman" w:hAnsi="Times New Roman" w:cs="Times New Roman"/>
+          <w:color w:val="000000" w:themeColor="text1"/>
+          <w:sz w:val="24"/>
+          <w:szCs w:val="24"/>
+        </w:rPr>
+        <w:t>Estructura</w:t>
+      </w:r>
+      <w:proofErr w:type="spellEnd"/>
+      <w:r>
+        <w:rPr>
+          <w:rFonts w:ascii="Times New Roman" w:hAnsi="Times New Roman" w:cs="Times New Roman"/>
+          <w:color w:val="000000" w:themeColor="text1"/>
+          <w:sz w:val="24"/>
+          <w:szCs w:val="24"/>
+        </w:rPr>
+        <w:t xml:space="preserve"> del Proyecto</w:t>
       </w:r>
     </w:p>
     <w:p>
       <w:pPr>
-        <w:pStyle w:val="Ttulo2"/>
-        <w:rPr>
-          <w:rFonts w:ascii="Times New Roman" w:hAnsi="Times New Roman" w:cs="Times New Roman"/>
-          <w:sz w:val="24"/>
-          <w:szCs w:val="24"/>
-        </w:rPr>
-      </w:pPr>
-      <w:r>
-        <w:rPr>
-          <w:rFonts w:ascii="Times New Roman" w:hAnsi="Times New Roman" w:cs="Times New Roman"/>
-          <w:sz w:val="24"/>
-          <w:szCs w:val="24"/>
-        </w:rPr>
-        <w:t xml:space="preserve">4. </w:t>
-      </w:r>
-      <w:proofErr w:type="spellStart"/>
-      <w:r>
-        <w:rPr>
-          <w:rFonts w:ascii="Times New Roman" w:hAnsi="Times New Roman" w:cs="Times New Roman"/>
-          <w:sz w:val="24"/>
-          <w:szCs w:val="24"/>
-        </w:rPr>
-        <w:t>Estructura</w:t>
-      </w:r>
-      <w:proofErr w:type="spellEnd"/>
-      <w:r>
-        <w:rPr>
-          <w:rFonts w:ascii="Times New Roman" w:hAnsi="Times New Roman" w:cs="Times New Roman"/>
-          <w:sz w:val="24"/>
-          <w:szCs w:val="24"/>
-        </w:rPr>
-        <w:t xml:space="preserve"> del Proyecto</w:t>
-      </w:r>
-    </w:p>
-    <w:p>
-      <w:pPr>
         <w:pStyle w:val="NormalWeb"/>
+        <w:rPr>
+          <w:color w:val="000000" w:themeColor="text1"/>
+        </w:rPr>
       </w:pPr>
       <w:r>
         <w:rPr>
           <w:rStyle w:val="Textoennegrita"/>
+          <w:color w:val="000000" w:themeColor="text1"/>
         </w:rPr>
         <w:t>Estructura de carpetas:</w:t>
       </w:r>
@@ -1289,12 +1352,16 @@
           <w:ilvl w:val="0"/>
           <w:numId w:val="11"/>
         </w:numPr>
+        <w:rPr>
+          <w:color w:val="000000" w:themeColor="text1"/>
+        </w:rPr>
       </w:pPr>
       <w:proofErr w:type="spellStart"/>
       <w:r>
         <w:rPr>
           <w:rStyle w:val="CdigoHTML"/>
           <w:rFonts w:ascii="Times New Roman" w:eastAsiaTheme="majorEastAsia" w:hAnsi="Times New Roman" w:cs="Times New Roman"/>
+          <w:color w:val="000000" w:themeColor="text1"/>
           <w:sz w:val="24"/>
           <w:szCs w:val="24"/>
         </w:rPr>
@@ -1305,12 +1372,16 @@
         <w:rPr>
           <w:rStyle w:val="CdigoHTML"/>
           <w:rFonts w:ascii="Times New Roman" w:eastAsiaTheme="majorEastAsia" w:hAnsi="Times New Roman" w:cs="Times New Roman"/>
+          <w:color w:val="000000" w:themeColor="text1"/>
           <w:sz w:val="24"/>
           <w:szCs w:val="24"/>
         </w:rPr>
         <w:t>/</w:t>
       </w:r>
       <w:r>
+        <w:rPr>
+          <w:color w:val="000000" w:themeColor="text1"/>
+        </w:rPr>
         <w:br/>
         <w:t>Contiene las vistas principales:</w:t>
       </w:r>
@@ -1322,12 +1393,16 @@
           <w:ilvl w:val="1"/>
           <w:numId w:val="11"/>
         </w:numPr>
+        <w:rPr>
+          <w:color w:val="000000" w:themeColor="text1"/>
+        </w:rPr>
       </w:pPr>
       <w:proofErr w:type="spellStart"/>
       <w:r>
         <w:rPr>
           <w:rStyle w:val="CdigoHTML"/>
           <w:rFonts w:ascii="Times New Roman" w:eastAsiaTheme="majorEastAsia" w:hAnsi="Times New Roman" w:cs="Times New Roman"/>
+          <w:color w:val="000000" w:themeColor="text1"/>
           <w:sz w:val="24"/>
           <w:szCs w:val="24"/>
         </w:rPr>
@@ -1335,6 +1410,9 @@
       </w:r>
       <w:proofErr w:type="spellEnd"/>
       <w:r>
+        <w:rPr>
+          <w:color w:val="000000" w:themeColor="text1"/>
+        </w:rPr>
         <w:t>: página de inicio</w:t>
       </w:r>
     </w:p>
@@ -1345,12 +1423,16 @@
           <w:ilvl w:val="1"/>
           <w:numId w:val="11"/>
         </w:numPr>
+        <w:rPr>
+          <w:color w:val="000000" w:themeColor="text1"/>
+        </w:rPr>
       </w:pPr>
       <w:proofErr w:type="spellStart"/>
       <w:r>
         <w:rPr>
           <w:rStyle w:val="CdigoHTML"/>
           <w:rFonts w:ascii="Times New Roman" w:eastAsiaTheme="majorEastAsia" w:hAnsi="Times New Roman" w:cs="Times New Roman"/>
+          <w:color w:val="000000" w:themeColor="text1"/>
           <w:sz w:val="24"/>
           <w:szCs w:val="24"/>
         </w:rPr>
@@ -1358,6 +1440,9 @@
       </w:r>
       <w:proofErr w:type="spellEnd"/>
       <w:r>
+        <w:rPr>
+          <w:color w:val="000000" w:themeColor="text1"/>
+        </w:rPr>
         <w:t>: módulo de cuestionarios</w:t>
       </w:r>
     </w:p>
@@ -1368,12 +1453,16 @@
           <w:ilvl w:val="1"/>
           <w:numId w:val="11"/>
         </w:numPr>
+        <w:rPr>
+          <w:color w:val="000000" w:themeColor="text1"/>
+        </w:rPr>
       </w:pPr>
       <w:proofErr w:type="spellStart"/>
       <w:r>
         <w:rPr>
           <w:rStyle w:val="CdigoHTML"/>
           <w:rFonts w:ascii="Times New Roman" w:eastAsiaTheme="majorEastAsia" w:hAnsi="Times New Roman" w:cs="Times New Roman"/>
+          <w:color w:val="000000" w:themeColor="text1"/>
           <w:sz w:val="24"/>
           <w:szCs w:val="24"/>
         </w:rPr>
@@ -1381,6 +1470,9 @@
       </w:r>
       <w:proofErr w:type="spellEnd"/>
       <w:r>
+        <w:rPr>
+          <w:color w:val="000000" w:themeColor="text1"/>
+        </w:rPr>
         <w:t>: módulo de evaluación</w:t>
       </w:r>
     </w:p>
@@ -1391,12 +1483,16 @@
           <w:ilvl w:val="1"/>
           <w:numId w:val="11"/>
         </w:numPr>
+        <w:rPr>
+          <w:color w:val="000000" w:themeColor="text1"/>
+        </w:rPr>
       </w:pPr>
       <w:proofErr w:type="spellStart"/>
       <w:r>
         <w:rPr>
           <w:rStyle w:val="CdigoHTML"/>
           <w:rFonts w:ascii="Times New Roman" w:eastAsiaTheme="majorEastAsia" w:hAnsi="Times New Roman" w:cs="Times New Roman"/>
+          <w:color w:val="000000" w:themeColor="text1"/>
           <w:sz w:val="24"/>
           <w:szCs w:val="24"/>
         </w:rPr>
@@ -1404,6 +1500,9 @@
       </w:r>
       <w:proofErr w:type="spellEnd"/>
       <w:r>
+        <w:rPr>
+          <w:color w:val="000000" w:themeColor="text1"/>
+        </w:rPr>
         <w:t>: información general</w:t>
       </w:r>
     </w:p>
@@ -1414,12 +1513,16 @@
           <w:ilvl w:val="0"/>
           <w:numId w:val="11"/>
         </w:numPr>
+        <w:rPr>
+          <w:color w:val="000000" w:themeColor="text1"/>
+        </w:rPr>
       </w:pPr>
       <w:proofErr w:type="spellStart"/>
       <w:r>
         <w:rPr>
           <w:rStyle w:val="CdigoHTML"/>
           <w:rFonts w:ascii="Times New Roman" w:eastAsiaTheme="majorEastAsia" w:hAnsi="Times New Roman" w:cs="Times New Roman"/>
+          <w:color w:val="000000" w:themeColor="text1"/>
           <w:sz w:val="24"/>
           <w:szCs w:val="24"/>
         </w:rPr>
@@ -1430,21 +1533,31 @@
         <w:rPr>
           <w:rStyle w:val="CdigoHTML"/>
           <w:rFonts w:ascii="Times New Roman" w:eastAsiaTheme="majorEastAsia" w:hAnsi="Times New Roman" w:cs="Times New Roman"/>
+          <w:color w:val="000000" w:themeColor="text1"/>
           <w:sz w:val="24"/>
           <w:szCs w:val="24"/>
         </w:rPr>
         <w:t>/</w:t>
       </w:r>
       <w:r>
+        <w:rPr>
+          <w:color w:val="000000" w:themeColor="text1"/>
+        </w:rPr>
         <w:br/>
         <w:t xml:space="preserve">Funciones reutilizables del </w:t>
       </w:r>
       <w:proofErr w:type="spellStart"/>
       <w:r>
+        <w:rPr>
+          <w:color w:val="000000" w:themeColor="text1"/>
+        </w:rPr>
         <w:t>frontend</w:t>
       </w:r>
       <w:proofErr w:type="spellEnd"/>
       <w:r>
+        <w:rPr>
+          <w:color w:val="000000" w:themeColor="text1"/>
+        </w:rPr>
         <w:t>:</w:t>
       </w:r>
     </w:p>
@@ -1455,12 +1568,16 @@
           <w:ilvl w:val="1"/>
           <w:numId w:val="11"/>
         </w:numPr>
+        <w:rPr>
+          <w:color w:val="000000" w:themeColor="text1"/>
+        </w:rPr>
       </w:pPr>
       <w:proofErr w:type="spellStart"/>
       <w:r>
         <w:rPr>
           <w:rStyle w:val="CdigoHTML"/>
           <w:rFonts w:ascii="Times New Roman" w:eastAsiaTheme="majorEastAsia" w:hAnsi="Times New Roman" w:cs="Times New Roman"/>
+          <w:color w:val="000000" w:themeColor="text1"/>
           <w:sz w:val="24"/>
           <w:szCs w:val="24"/>
         </w:rPr>
@@ -1468,6 +1585,9 @@
       </w:r>
       <w:proofErr w:type="spellEnd"/>
       <w:r>
+        <w:rPr>
+          <w:color w:val="000000" w:themeColor="text1"/>
+        </w:rPr>
         <w:t xml:space="preserve">, </w:t>
       </w:r>
       <w:proofErr w:type="spellStart"/>
@@ -1475,6 +1595,7 @@
         <w:rPr>
           <w:rStyle w:val="CdigoHTML"/>
           <w:rFonts w:ascii="Times New Roman" w:eastAsiaTheme="majorEastAsia" w:hAnsi="Times New Roman" w:cs="Times New Roman"/>
+          <w:color w:val="000000" w:themeColor="text1"/>
           <w:sz w:val="24"/>
           <w:szCs w:val="24"/>
         </w:rPr>
@@ -1482,6 +1603,9 @@
       </w:r>
       <w:proofErr w:type="spellEnd"/>
       <w:r>
+        <w:rPr>
+          <w:color w:val="000000" w:themeColor="text1"/>
+        </w:rPr>
         <w:t xml:space="preserve">, </w:t>
       </w:r>
       <w:proofErr w:type="spellStart"/>
@@ -1489,6 +1613,7 @@
         <w:rPr>
           <w:rStyle w:val="CdigoHTML"/>
           <w:rFonts w:ascii="Times New Roman" w:eastAsiaTheme="majorEastAsia" w:hAnsi="Times New Roman" w:cs="Times New Roman"/>
+          <w:color w:val="000000" w:themeColor="text1"/>
           <w:sz w:val="24"/>
           <w:szCs w:val="24"/>
         </w:rPr>
@@ -1496,6 +1621,9 @@
       </w:r>
       <w:proofErr w:type="spellEnd"/>
       <w:r>
+        <w:rPr>
+          <w:color w:val="000000" w:themeColor="text1"/>
+        </w:rPr>
         <w:t xml:space="preserve">, </w:t>
       </w:r>
       <w:proofErr w:type="spellStart"/>
@@ -1503,6 +1631,7 @@
         <w:rPr>
           <w:rStyle w:val="CdigoHTML"/>
           <w:rFonts w:ascii="Times New Roman" w:eastAsiaTheme="majorEastAsia" w:hAnsi="Times New Roman" w:cs="Times New Roman"/>
+          <w:color w:val="000000" w:themeColor="text1"/>
           <w:sz w:val="24"/>
           <w:szCs w:val="24"/>
         </w:rPr>
@@ -1517,12 +1646,16 @@
           <w:ilvl w:val="0"/>
           <w:numId w:val="11"/>
         </w:numPr>
+        <w:rPr>
+          <w:color w:val="000000" w:themeColor="text1"/>
+        </w:rPr>
       </w:pPr>
       <w:proofErr w:type="spellStart"/>
       <w:r>
         <w:rPr>
           <w:rStyle w:val="CdigoHTML"/>
           <w:rFonts w:ascii="Times New Roman" w:eastAsiaTheme="majorEastAsia" w:hAnsi="Times New Roman" w:cs="Times New Roman"/>
+          <w:color w:val="000000" w:themeColor="text1"/>
           <w:sz w:val="24"/>
           <w:szCs w:val="24"/>
         </w:rPr>
@@ -1534,12 +1667,16 @@
         <w:rPr>
           <w:rStyle w:val="CdigoHTML"/>
           <w:rFonts w:ascii="Times New Roman" w:eastAsiaTheme="majorEastAsia" w:hAnsi="Times New Roman" w:cs="Times New Roman"/>
+          <w:color w:val="000000" w:themeColor="text1"/>
           <w:sz w:val="24"/>
           <w:szCs w:val="24"/>
         </w:rPr>
         <w:t>/</w:t>
       </w:r>
       <w:r>
+        <w:rPr>
+          <w:color w:val="000000" w:themeColor="text1"/>
+        </w:rPr>
         <w:br/>
         <w:t xml:space="preserve">Manejo de estado con </w:t>
       </w:r>
@@ -1547,11 +1684,15 @@
       <w:r>
         <w:rPr>
           <w:rStyle w:val="Textoennegrita"/>
+          <w:color w:val="000000" w:themeColor="text1"/>
         </w:rPr>
         <w:t>Pinia</w:t>
       </w:r>
       <w:proofErr w:type="spellEnd"/>
       <w:r>
+        <w:rPr>
+          <w:color w:val="000000" w:themeColor="text1"/>
+        </w:rPr>
         <w:t>:</w:t>
       </w:r>
     </w:p>
@@ -1562,12 +1703,16 @@
           <w:ilvl w:val="1"/>
           <w:numId w:val="11"/>
         </w:numPr>
+        <w:rPr>
+          <w:color w:val="000000" w:themeColor="text1"/>
+        </w:rPr>
       </w:pPr>
       <w:proofErr w:type="spellStart"/>
       <w:r>
         <w:rPr>
           <w:rStyle w:val="CdigoHTML"/>
           <w:rFonts w:ascii="Times New Roman" w:eastAsiaTheme="majorEastAsia" w:hAnsi="Times New Roman" w:cs="Times New Roman"/>
+          <w:color w:val="000000" w:themeColor="text1"/>
           <w:sz w:val="24"/>
           <w:szCs w:val="24"/>
         </w:rPr>
@@ -1575,6 +1720,9 @@
       </w:r>
       <w:proofErr w:type="spellEnd"/>
       <w:r>
+        <w:rPr>
+          <w:color w:val="000000" w:themeColor="text1"/>
+        </w:rPr>
         <w:t>: estado del cuestionario</w:t>
       </w:r>
     </w:p>
@@ -1585,12 +1733,16 @@
           <w:ilvl w:val="1"/>
           <w:numId w:val="11"/>
         </w:numPr>
+        <w:rPr>
+          <w:color w:val="000000" w:themeColor="text1"/>
+        </w:rPr>
       </w:pPr>
       <w:proofErr w:type="spellStart"/>
       <w:r>
         <w:rPr>
           <w:rStyle w:val="CdigoHTML"/>
           <w:rFonts w:ascii="Times New Roman" w:eastAsiaTheme="majorEastAsia" w:hAnsi="Times New Roman" w:cs="Times New Roman"/>
+          <w:color w:val="000000" w:themeColor="text1"/>
           <w:sz w:val="24"/>
           <w:szCs w:val="24"/>
         </w:rPr>
@@ -1598,6 +1750,9 @@
       </w:r>
       <w:proofErr w:type="spellEnd"/>
       <w:r>
+        <w:rPr>
+          <w:color w:val="000000" w:themeColor="text1"/>
+        </w:rPr>
         <w:t>: estado de la evaluación</w:t>
       </w:r>
     </w:p>
@@ -1608,17 +1763,24 @@
           <w:ilvl w:val="0"/>
           <w:numId w:val="11"/>
         </w:numPr>
+        <w:rPr>
+          <w:color w:val="000000" w:themeColor="text1"/>
+        </w:rPr>
       </w:pPr>
       <w:r>
         <w:rPr>
           <w:rStyle w:val="CdigoHTML"/>
           <w:rFonts w:ascii="Times New Roman" w:eastAsiaTheme="majorEastAsia" w:hAnsi="Times New Roman" w:cs="Times New Roman"/>
+          <w:color w:val="000000" w:themeColor="text1"/>
           <w:sz w:val="24"/>
           <w:szCs w:val="24"/>
         </w:rPr>
         <w:t>server/api/</w:t>
       </w:r>
       <w:r>
+        <w:rPr>
+          <w:color w:val="000000" w:themeColor="text1"/>
+        </w:rPr>
         <w:br/>
         <w:t>API personalizada:</w:t>
       </w:r>
@@ -1630,12 +1792,16 @@
           <w:ilvl w:val="1"/>
           <w:numId w:val="11"/>
         </w:numPr>
+        <w:rPr>
+          <w:color w:val="000000" w:themeColor="text1"/>
+        </w:rPr>
       </w:pPr>
       <w:proofErr w:type="spellStart"/>
       <w:r>
         <w:rPr>
           <w:rStyle w:val="CdigoHTML"/>
           <w:rFonts w:ascii="Times New Roman" w:eastAsiaTheme="majorEastAsia" w:hAnsi="Times New Roman" w:cs="Times New Roman"/>
+          <w:color w:val="000000" w:themeColor="text1"/>
           <w:sz w:val="24"/>
           <w:szCs w:val="24"/>
         </w:rPr>
@@ -1643,6 +1809,9 @@
       </w:r>
       <w:proofErr w:type="spellEnd"/>
       <w:r>
+        <w:rPr>
+          <w:color w:val="000000" w:themeColor="text1"/>
+        </w:rPr>
         <w:t xml:space="preserve">, </w:t>
       </w:r>
       <w:proofErr w:type="spellStart"/>
@@ -1650,6 +1819,7 @@
         <w:rPr>
           <w:rStyle w:val="CdigoHTML"/>
           <w:rFonts w:ascii="Times New Roman" w:eastAsiaTheme="majorEastAsia" w:hAnsi="Times New Roman" w:cs="Times New Roman"/>
+          <w:color w:val="000000" w:themeColor="text1"/>
           <w:sz w:val="24"/>
           <w:szCs w:val="24"/>
         </w:rPr>
@@ -1657,6 +1827,9 @@
       </w:r>
       <w:proofErr w:type="spellEnd"/>
       <w:r>
+        <w:rPr>
+          <w:color w:val="000000" w:themeColor="text1"/>
+        </w:rPr>
         <w:t xml:space="preserve">, </w:t>
       </w:r>
       <w:proofErr w:type="spellStart"/>
@@ -1664,6 +1837,7 @@
         <w:rPr>
           <w:rStyle w:val="CdigoHTML"/>
           <w:rFonts w:ascii="Times New Roman" w:eastAsiaTheme="majorEastAsia" w:hAnsi="Times New Roman" w:cs="Times New Roman"/>
+          <w:color w:val="000000" w:themeColor="text1"/>
           <w:sz w:val="24"/>
           <w:szCs w:val="24"/>
         </w:rPr>
@@ -1671,6 +1845,9 @@
       </w:r>
       <w:proofErr w:type="spellEnd"/>
       <w:r>
+        <w:rPr>
+          <w:color w:val="000000" w:themeColor="text1"/>
+        </w:rPr>
         <w:t xml:space="preserve">, </w:t>
       </w:r>
       <w:proofErr w:type="spellStart"/>
@@ -1678,6 +1855,7 @@
         <w:rPr>
           <w:rStyle w:val="CdigoHTML"/>
           <w:rFonts w:ascii="Times New Roman" w:eastAsiaTheme="majorEastAsia" w:hAnsi="Times New Roman" w:cs="Times New Roman"/>
+          <w:color w:val="000000" w:themeColor="text1"/>
           <w:sz w:val="24"/>
           <w:szCs w:val="24"/>
         </w:rPr>
@@ -1692,12 +1870,16 @@
           <w:ilvl w:val="0"/>
           <w:numId w:val="11"/>
         </w:numPr>
+        <w:rPr>
+          <w:color w:val="000000" w:themeColor="text1"/>
+        </w:rPr>
       </w:pPr>
       <w:proofErr w:type="spellStart"/>
       <w:r>
         <w:rPr>
           <w:rStyle w:val="CdigoHTML"/>
           <w:rFonts w:ascii="Times New Roman" w:eastAsiaTheme="majorEastAsia" w:hAnsi="Times New Roman" w:cs="Times New Roman"/>
+          <w:color w:val="000000" w:themeColor="text1"/>
           <w:sz w:val="24"/>
           <w:szCs w:val="24"/>
         </w:rPr>
@@ -1708,16 +1890,23 @@
         <w:rPr>
           <w:rStyle w:val="CdigoHTML"/>
           <w:rFonts w:ascii="Times New Roman" w:eastAsiaTheme="majorEastAsia" w:hAnsi="Times New Roman" w:cs="Times New Roman"/>
+          <w:color w:val="000000" w:themeColor="text1"/>
           <w:sz w:val="24"/>
           <w:szCs w:val="24"/>
         </w:rPr>
         <w:t>/</w:t>
       </w:r>
       <w:r>
+        <w:rPr>
+          <w:color w:val="000000" w:themeColor="text1"/>
+        </w:rPr>
         <w:t xml:space="preserve">: configuración de </w:t>
       </w:r>
       <w:proofErr w:type="spellStart"/>
       <w:r>
+        <w:rPr>
+          <w:color w:val="000000" w:themeColor="text1"/>
+        </w:rPr>
         <w:t>Vuetify</w:t>
       </w:r>
       <w:proofErr w:type="spellEnd"/>
@@ -1729,8 +1918,14 @@
           <w:ilvl w:val="0"/>
           <w:numId w:val="11"/>
         </w:numPr>
-      </w:pPr>
-      <w:r>
+        <w:rPr>
+          <w:color w:val="000000" w:themeColor="text1"/>
+        </w:rPr>
+      </w:pPr>
+      <w:r>
+        <w:rPr>
+          <w:color w:val="000000" w:themeColor="text1"/>
+        </w:rPr>
         <w:t xml:space="preserve">Archivos raíz: </w:t>
       </w:r>
       <w:proofErr w:type="spellStart"/>
@@ -1738,6 +1933,7 @@
         <w:rPr>
           <w:rStyle w:val="CdigoHTML"/>
           <w:rFonts w:ascii="Times New Roman" w:eastAsiaTheme="majorEastAsia" w:hAnsi="Times New Roman" w:cs="Times New Roman"/>
+          <w:color w:val="000000" w:themeColor="text1"/>
           <w:sz w:val="24"/>
           <w:szCs w:val="24"/>
         </w:rPr>
@@ -1745,22 +1941,27 @@
       </w:r>
       <w:proofErr w:type="spellEnd"/>
       <w:r>
+        <w:rPr>
+          <w:color w:val="000000" w:themeColor="text1"/>
+        </w:rPr>
         <w:t xml:space="preserve">, </w:t>
       </w:r>
       <w:proofErr w:type="spellStart"/>
-      <w:proofErr w:type="gramStart"/>
       <w:r>
         <w:rPr>
           <w:rStyle w:val="CdigoHTML"/>
           <w:rFonts w:ascii="Times New Roman" w:eastAsiaTheme="majorEastAsia" w:hAnsi="Times New Roman" w:cs="Times New Roman"/>
+          <w:color w:val="000000" w:themeColor="text1"/>
           <w:sz w:val="24"/>
           <w:szCs w:val="24"/>
         </w:rPr>
         <w:t>package.json</w:t>
       </w:r>
       <w:proofErr w:type="spellEnd"/>
-      <w:proofErr w:type="gramEnd"/>
-      <w:r>
+      <w:r>
+        <w:rPr>
+          <w:color w:val="000000" w:themeColor="text1"/>
+        </w:rPr>
         <w:t xml:space="preserve">, </w:t>
       </w:r>
       <w:proofErr w:type="spellStart"/>
@@ -1768,6 +1969,7 @@
         <w:rPr>
           <w:rStyle w:val="CdigoHTML"/>
           <w:rFonts w:ascii="Times New Roman" w:eastAsiaTheme="majorEastAsia" w:hAnsi="Times New Roman" w:cs="Times New Roman"/>
+          <w:color w:val="000000" w:themeColor="text1"/>
           <w:sz w:val="24"/>
           <w:szCs w:val="24"/>
         </w:rPr>
@@ -1779,60 +1981,56 @@
       <w:pPr>
         <w:rPr>
           <w:rFonts w:ascii="Times New Roman" w:hAnsi="Times New Roman" w:cs="Times New Roman"/>
+          <w:color w:val="000000" w:themeColor="text1"/>
           <w:sz w:val="24"/>
           <w:szCs w:val="24"/>
         </w:rPr>
       </w:pPr>
-      <w:r>
+    </w:p>
+    <w:p>
+      <w:pPr>
+        <w:pStyle w:val="Ttulo2"/>
         <w:rPr>
           <w:rFonts w:ascii="Times New Roman" w:hAnsi="Times New Roman" w:cs="Times New Roman"/>
+          <w:color w:val="000000" w:themeColor="text1"/>
           <w:sz w:val="24"/>
           <w:szCs w:val="24"/>
         </w:rPr>
-        <w:pict>
-          <v:rect id="_x0000_i1028" style="width:0;height:1.5pt" o:hralign="center" o:hrstd="t" o:hr="t" fillcolor="#a0a0a0" stroked="f"/>
-        </w:pict>
-      </w:r>
-    </w:p>
-    <w:p>
-      <w:pPr>
-        <w:pStyle w:val="Ttulo2"/>
+      </w:pPr>
+      <w:r>
         <w:rPr>
           <w:rFonts w:ascii="Times New Roman" w:hAnsi="Times New Roman" w:cs="Times New Roman"/>
+          <w:color w:val="000000" w:themeColor="text1"/>
           <w:sz w:val="24"/>
           <w:szCs w:val="24"/>
         </w:rPr>
-      </w:pPr>
+        <w:t xml:space="preserve">5. </w:t>
+      </w:r>
+      <w:proofErr w:type="spellStart"/>
       <w:r>
         <w:rPr>
           <w:rFonts w:ascii="Times New Roman" w:hAnsi="Times New Roman" w:cs="Times New Roman"/>
+          <w:color w:val="000000" w:themeColor="text1"/>
           <w:sz w:val="24"/>
           <w:szCs w:val="24"/>
         </w:rPr>
-        <w:t xml:space="preserve">5. </w:t>
-      </w:r>
-      <w:proofErr w:type="spellStart"/>
+        <w:t>Instalación</w:t>
+      </w:r>
+      <w:proofErr w:type="spellEnd"/>
       <w:r>
         <w:rPr>
           <w:rFonts w:ascii="Times New Roman" w:hAnsi="Times New Roman" w:cs="Times New Roman"/>
+          <w:color w:val="000000" w:themeColor="text1"/>
           <w:sz w:val="24"/>
           <w:szCs w:val="24"/>
         </w:rPr>
-        <w:t>Instalación</w:t>
-      </w:r>
-      <w:proofErr w:type="spellEnd"/>
+        <w:t xml:space="preserve"> y </w:t>
+      </w:r>
+      <w:proofErr w:type="spellStart"/>
       <w:r>
         <w:rPr>
           <w:rFonts w:ascii="Times New Roman" w:hAnsi="Times New Roman" w:cs="Times New Roman"/>
-          <w:sz w:val="24"/>
-          <w:szCs w:val="24"/>
-        </w:rPr>
-        <w:t xml:space="preserve"> y </w:t>
-      </w:r>
-      <w:proofErr w:type="spellStart"/>
-      <w:r>
-        <w:rPr>
-          <w:rFonts w:ascii="Times New Roman" w:hAnsi="Times New Roman" w:cs="Times New Roman"/>
+          <w:color w:val="000000" w:themeColor="text1"/>
           <w:sz w:val="24"/>
           <w:szCs w:val="24"/>
         </w:rPr>
@@ -1843,10 +2041,14 @@
     <w:p>
       <w:pPr>
         <w:pStyle w:val="NormalWeb"/>
+        <w:rPr>
+          <w:color w:val="000000" w:themeColor="text1"/>
+        </w:rPr>
       </w:pPr>
       <w:r>
         <w:rPr>
           <w:rStyle w:val="Textoennegrita"/>
+          <w:color w:val="000000" w:themeColor="text1"/>
         </w:rPr>
         <w:t>Requisitos:</w:t>
       </w:r>
@@ -1858,18 +2060,28 @@
           <w:ilvl w:val="0"/>
           <w:numId w:val="12"/>
         </w:numPr>
-      </w:pPr>
-      <w:r>
+        <w:rPr>
+          <w:color w:val="000000" w:themeColor="text1"/>
+        </w:rPr>
+      </w:pPr>
+      <w:r>
+        <w:rPr>
+          <w:color w:val="000000" w:themeColor="text1"/>
+        </w:rPr>
         <w:t>Node.js &gt;= 16</w:t>
       </w:r>
     </w:p>
     <w:p>
       <w:pPr>
         <w:pStyle w:val="NormalWeb"/>
+        <w:rPr>
+          <w:color w:val="000000" w:themeColor="text1"/>
+        </w:rPr>
       </w:pPr>
       <w:r>
         <w:rPr>
           <w:rStyle w:val="Textoennegrita"/>
+          <w:color w:val="000000" w:themeColor="text1"/>
         </w:rPr>
         <w:t>Pasos:</w:t>
       </w:r>
@@ -1881,8 +2093,14 @@
           <w:ilvl w:val="0"/>
           <w:numId w:val="13"/>
         </w:numPr>
-      </w:pPr>
-      <w:r>
+        <w:rPr>
+          <w:color w:val="000000" w:themeColor="text1"/>
+        </w:rPr>
+      </w:pPr>
+      <w:r>
+        <w:rPr>
+          <w:color w:val="000000" w:themeColor="text1"/>
+        </w:rPr>
         <w:t>Clonar el repositorio</w:t>
       </w:r>
     </w:p>
@@ -1893,8 +2111,14 @@
           <w:ilvl w:val="0"/>
           <w:numId w:val="13"/>
         </w:numPr>
-      </w:pPr>
-      <w:r>
+        <w:rPr>
+          <w:color w:val="000000" w:themeColor="text1"/>
+        </w:rPr>
+      </w:pPr>
+      <w:r>
+        <w:rPr>
+          <w:color w:val="000000" w:themeColor="text1"/>
+        </w:rPr>
         <w:t xml:space="preserve">Ejecutar </w:t>
       </w:r>
       <w:proofErr w:type="spellStart"/>
@@ -1902,6 +2126,7 @@
         <w:rPr>
           <w:rStyle w:val="CdigoHTML"/>
           <w:rFonts w:ascii="Times New Roman" w:eastAsiaTheme="majorEastAsia" w:hAnsi="Times New Roman" w:cs="Times New Roman"/>
+          <w:color w:val="000000" w:themeColor="text1"/>
           <w:sz w:val="24"/>
           <w:szCs w:val="24"/>
         </w:rPr>
@@ -1912,6 +2137,7 @@
         <w:rPr>
           <w:rStyle w:val="CdigoHTML"/>
           <w:rFonts w:ascii="Times New Roman" w:eastAsiaTheme="majorEastAsia" w:hAnsi="Times New Roman" w:cs="Times New Roman"/>
+          <w:color w:val="000000" w:themeColor="text1"/>
           <w:sz w:val="24"/>
           <w:szCs w:val="24"/>
         </w:rPr>
@@ -1922,6 +2148,7 @@
         <w:rPr>
           <w:rStyle w:val="CdigoHTML"/>
           <w:rFonts w:ascii="Times New Roman" w:eastAsiaTheme="majorEastAsia" w:hAnsi="Times New Roman" w:cs="Times New Roman"/>
+          <w:color w:val="000000" w:themeColor="text1"/>
           <w:sz w:val="24"/>
           <w:szCs w:val="24"/>
         </w:rPr>
@@ -1929,6 +2156,9 @@
       </w:r>
       <w:proofErr w:type="spellEnd"/>
       <w:r>
+        <w:rPr>
+          <w:color w:val="000000" w:themeColor="text1"/>
+        </w:rPr>
         <w:t xml:space="preserve"> para instalar las dependencias</w:t>
       </w:r>
     </w:p>
@@ -1939,8 +2169,14 @@
           <w:ilvl w:val="0"/>
           <w:numId w:val="13"/>
         </w:numPr>
-      </w:pPr>
-      <w:r>
+        <w:rPr>
+          <w:color w:val="000000" w:themeColor="text1"/>
+        </w:rPr>
+      </w:pPr>
+      <w:r>
+        <w:rPr>
+          <w:color w:val="000000" w:themeColor="text1"/>
+        </w:rPr>
         <w:t xml:space="preserve">Ejecutar </w:t>
       </w:r>
       <w:proofErr w:type="spellStart"/>
@@ -1948,6 +2184,7 @@
         <w:rPr>
           <w:rStyle w:val="CdigoHTML"/>
           <w:rFonts w:ascii="Times New Roman" w:eastAsiaTheme="majorEastAsia" w:hAnsi="Times New Roman" w:cs="Times New Roman"/>
+          <w:color w:val="000000" w:themeColor="text1"/>
           <w:sz w:val="24"/>
           <w:szCs w:val="24"/>
         </w:rPr>
@@ -1958,6 +2195,7 @@
         <w:rPr>
           <w:rStyle w:val="CdigoHTML"/>
           <w:rFonts w:ascii="Times New Roman" w:eastAsiaTheme="majorEastAsia" w:hAnsi="Times New Roman" w:cs="Times New Roman"/>
+          <w:color w:val="000000" w:themeColor="text1"/>
           <w:sz w:val="24"/>
           <w:szCs w:val="24"/>
         </w:rPr>
@@ -1968,6 +2206,7 @@
         <w:rPr>
           <w:rStyle w:val="CdigoHTML"/>
           <w:rFonts w:ascii="Times New Roman" w:eastAsiaTheme="majorEastAsia" w:hAnsi="Times New Roman" w:cs="Times New Roman"/>
+          <w:color w:val="000000" w:themeColor="text1"/>
           <w:sz w:val="24"/>
           <w:szCs w:val="24"/>
         </w:rPr>
@@ -1975,6 +2214,9 @@
       </w:r>
       <w:proofErr w:type="spellEnd"/>
       <w:r>
+        <w:rPr>
+          <w:color w:val="000000" w:themeColor="text1"/>
+        </w:rPr>
         <w:t xml:space="preserve"> para iniciar la aplicación en modo desarrollo</w:t>
       </w:r>
     </w:p>
@@ -1985,14 +2227,21 @@
           <w:ilvl w:val="0"/>
           <w:numId w:val="13"/>
         </w:numPr>
-      </w:pPr>
-      <w:r>
+        <w:rPr>
+          <w:color w:val="000000" w:themeColor="text1"/>
+        </w:rPr>
+      </w:pPr>
+      <w:r>
+        <w:rPr>
+          <w:color w:val="000000" w:themeColor="text1"/>
+        </w:rPr>
         <w:t xml:space="preserve">Acceder desde el navegador en </w:t>
       </w:r>
       <w:r>
         <w:rPr>
           <w:rStyle w:val="CdigoHTML"/>
           <w:rFonts w:ascii="Times New Roman" w:eastAsiaTheme="majorEastAsia" w:hAnsi="Times New Roman" w:cs="Times New Roman"/>
+          <w:color w:val="000000" w:themeColor="text1"/>
           <w:sz w:val="24"/>
           <w:szCs w:val="24"/>
         </w:rPr>
@@ -2003,70 +2252,61 @@
       <w:pPr>
         <w:rPr>
           <w:rFonts w:ascii="Times New Roman" w:hAnsi="Times New Roman" w:cs="Times New Roman"/>
+          <w:color w:val="000000" w:themeColor="text1"/>
           <w:sz w:val="24"/>
           <w:szCs w:val="24"/>
         </w:rPr>
       </w:pPr>
-      <w:r>
+    </w:p>
+    <w:p>
+      <w:pPr>
+        <w:pStyle w:val="Ttulo2"/>
         <w:rPr>
           <w:rFonts w:ascii="Times New Roman" w:hAnsi="Times New Roman" w:cs="Times New Roman"/>
+          <w:color w:val="000000" w:themeColor="text1"/>
           <w:sz w:val="24"/>
           <w:szCs w:val="24"/>
         </w:rPr>
-        <w:pict>
-          <v:rect id="_x0000_i1029" style="width:0;height:1.5pt" o:hralign="center" o:hrstd="t" o:hr="t" fillcolor="#a0a0a0" stroked="f"/>
-        </w:pict>
+      </w:pPr>
+      <w:r>
+        <w:rPr>
+          <w:rFonts w:ascii="Times New Roman" w:hAnsi="Times New Roman" w:cs="Times New Roman"/>
+          <w:color w:val="000000" w:themeColor="text1"/>
+          <w:sz w:val="24"/>
+          <w:szCs w:val="24"/>
+        </w:rPr>
+        <w:t>6. Scripts de Desarrollo</w:t>
       </w:r>
     </w:p>
     <w:p>
       <w:pPr>
-        <w:pStyle w:val="Ttulo2"/>
-        <w:rPr>
-          <w:rFonts w:ascii="Times New Roman" w:hAnsi="Times New Roman" w:cs="Times New Roman"/>
+        <w:pStyle w:val="NormalWeb"/>
+        <w:rPr>
+          <w:color w:val="000000" w:themeColor="text1"/>
+        </w:rPr>
+      </w:pPr>
+      <w:r>
+        <w:rPr>
+          <w:color w:val="000000" w:themeColor="text1"/>
+        </w:rPr>
+        <w:t xml:space="preserve">Definidos en </w:t>
+      </w:r>
+      <w:proofErr w:type="spellStart"/>
+      <w:r>
+        <w:rPr>
+          <w:rStyle w:val="CdigoHTML"/>
+          <w:rFonts w:ascii="Times New Roman" w:eastAsiaTheme="majorEastAsia" w:hAnsi="Times New Roman" w:cs="Times New Roman"/>
+          <w:color w:val="000000" w:themeColor="text1"/>
           <w:sz w:val="24"/>
           <w:szCs w:val="24"/>
         </w:rPr>
-      </w:pPr>
-      <w:r>
-        <w:rPr>
-          <w:rFonts w:ascii="Times New Roman" w:hAnsi="Times New Roman" w:cs="Times New Roman"/>
-          <w:sz w:val="24"/>
-          <w:szCs w:val="24"/>
-        </w:rPr>
-        <w:t xml:space="preserve">6. Scripts de </w:t>
-      </w:r>
-      <w:proofErr w:type="spellStart"/>
-      <w:r>
-        <w:rPr>
-          <w:rFonts w:ascii="Times New Roman" w:hAnsi="Times New Roman" w:cs="Times New Roman"/>
-          <w:sz w:val="24"/>
-          <w:szCs w:val="24"/>
-        </w:rPr>
-        <w:t>Desarrollo</w:t>
+        <w:t>package.json</w:t>
       </w:r>
       <w:proofErr w:type="spellEnd"/>
-    </w:p>
-    <w:p>
-      <w:pPr>
-        <w:pStyle w:val="NormalWeb"/>
-      </w:pPr>
-      <w:r>
-        <w:t xml:space="preserve">Definidos en </w:t>
-      </w:r>
-      <w:proofErr w:type="spellStart"/>
-      <w:proofErr w:type="gramStart"/>
-      <w:r>
-        <w:rPr>
-          <w:rStyle w:val="CdigoHTML"/>
-          <w:rFonts w:ascii="Times New Roman" w:eastAsiaTheme="majorEastAsia" w:hAnsi="Times New Roman" w:cs="Times New Roman"/>
-          <w:sz w:val="24"/>
-          <w:szCs w:val="24"/>
-        </w:rPr>
-        <w:t>package.json</w:t>
-      </w:r>
-      <w:proofErr w:type="spellEnd"/>
-      <w:proofErr w:type="gramEnd"/>
-      <w:r>
+      <w:r>
+        <w:rPr>
+          <w:color w:val="000000" w:themeColor="text1"/>
+        </w:rPr>
         <w:t>:</w:t>
       </w:r>
     </w:p>
@@ -2077,12 +2317,16 @@
           <w:ilvl w:val="0"/>
           <w:numId w:val="14"/>
         </w:numPr>
+        <w:rPr>
+          <w:color w:val="000000" w:themeColor="text1"/>
+        </w:rPr>
       </w:pPr>
       <w:proofErr w:type="spellStart"/>
       <w:r>
         <w:rPr>
           <w:rStyle w:val="CdigoHTML"/>
           <w:rFonts w:ascii="Times New Roman" w:eastAsiaTheme="majorEastAsia" w:hAnsi="Times New Roman" w:cs="Times New Roman"/>
+          <w:color w:val="000000" w:themeColor="text1"/>
           <w:sz w:val="24"/>
           <w:szCs w:val="24"/>
         </w:rPr>
@@ -2090,6 +2334,9 @@
       </w:r>
       <w:proofErr w:type="spellEnd"/>
       <w:r>
+        <w:rPr>
+          <w:color w:val="000000" w:themeColor="text1"/>
+        </w:rPr>
         <w:t>: Inicia el servidor de desarrollo</w:t>
       </w:r>
     </w:p>
@@ -2100,12 +2347,16 @@
           <w:ilvl w:val="0"/>
           <w:numId w:val="14"/>
         </w:numPr>
+        <w:rPr>
+          <w:color w:val="000000" w:themeColor="text1"/>
+        </w:rPr>
       </w:pPr>
       <w:proofErr w:type="spellStart"/>
       <w:r>
         <w:rPr>
           <w:rStyle w:val="CdigoHTML"/>
           <w:rFonts w:ascii="Times New Roman" w:eastAsiaTheme="majorEastAsia" w:hAnsi="Times New Roman" w:cs="Times New Roman"/>
+          <w:color w:val="000000" w:themeColor="text1"/>
           <w:sz w:val="24"/>
           <w:szCs w:val="24"/>
         </w:rPr>
@@ -2113,6 +2364,9 @@
       </w:r>
       <w:proofErr w:type="spellEnd"/>
       <w:r>
+        <w:rPr>
+          <w:color w:val="000000" w:themeColor="text1"/>
+        </w:rPr>
         <w:t>: Compila la aplicación para producción</w:t>
       </w:r>
     </w:p>
@@ -2123,12 +2377,16 @@
           <w:ilvl w:val="0"/>
           <w:numId w:val="14"/>
         </w:numPr>
+        <w:rPr>
+          <w:color w:val="000000" w:themeColor="text1"/>
+        </w:rPr>
       </w:pPr>
       <w:proofErr w:type="spellStart"/>
       <w:r>
         <w:rPr>
           <w:rStyle w:val="CdigoHTML"/>
           <w:rFonts w:ascii="Times New Roman" w:eastAsiaTheme="majorEastAsia" w:hAnsi="Times New Roman" w:cs="Times New Roman"/>
+          <w:color w:val="000000" w:themeColor="text1"/>
           <w:sz w:val="24"/>
           <w:szCs w:val="24"/>
         </w:rPr>
@@ -2136,6 +2394,9 @@
       </w:r>
       <w:proofErr w:type="spellEnd"/>
       <w:r>
+        <w:rPr>
+          <w:color w:val="000000" w:themeColor="text1"/>
+        </w:rPr>
         <w:t>: Sirve la aplicación compilada</w:t>
       </w:r>
     </w:p>
@@ -2143,72 +2404,87 @@
       <w:pPr>
         <w:rPr>
           <w:rFonts w:ascii="Times New Roman" w:hAnsi="Times New Roman" w:cs="Times New Roman"/>
+          <w:color w:val="000000" w:themeColor="text1"/>
           <w:sz w:val="24"/>
           <w:szCs w:val="24"/>
         </w:rPr>
       </w:pPr>
-      <w:r>
+    </w:p>
+    <w:p>
+      <w:pPr>
+        <w:pStyle w:val="Ttulo2"/>
         <w:rPr>
           <w:rFonts w:ascii="Times New Roman" w:hAnsi="Times New Roman" w:cs="Times New Roman"/>
+          <w:color w:val="000000" w:themeColor="text1"/>
           <w:sz w:val="24"/>
           <w:szCs w:val="24"/>
         </w:rPr>
-        <w:pict>
-          <v:rect id="_x0000_i1030" style="width:0;height:1.5pt" o:hralign="center" o:hrstd="t" o:hr="t" fillcolor="#a0a0a0" stroked="f"/>
-        </w:pict>
+      </w:pPr>
+      <w:r>
+        <w:rPr>
+          <w:rFonts w:ascii="Times New Roman" w:hAnsi="Times New Roman" w:cs="Times New Roman"/>
+          <w:color w:val="000000" w:themeColor="text1"/>
+          <w:sz w:val="24"/>
+          <w:szCs w:val="24"/>
+        </w:rPr>
+        <w:t>7. Endpoints del Backend</w:t>
       </w:r>
     </w:p>
     <w:p>
       <w:pPr>
-        <w:pStyle w:val="Ttulo2"/>
-        <w:rPr>
-          <w:rFonts w:ascii="Times New Roman" w:hAnsi="Times New Roman" w:cs="Times New Roman"/>
+        <w:pStyle w:val="NormalWeb"/>
+        <w:rPr>
+          <w:color w:val="000000" w:themeColor="text1"/>
+        </w:rPr>
+      </w:pPr>
+      <w:r>
+        <w:rPr>
+          <w:color w:val="000000" w:themeColor="text1"/>
+        </w:rPr>
+        <w:t xml:space="preserve">Implementados en </w:t>
+      </w:r>
+      <w:proofErr w:type="spellStart"/>
+      <w:r>
+        <w:rPr>
+          <w:color w:val="000000" w:themeColor="text1"/>
+        </w:rPr>
+        <w:t>TypeScript</w:t>
+      </w:r>
+      <w:proofErr w:type="spellEnd"/>
+      <w:r>
+        <w:rPr>
+          <w:color w:val="000000" w:themeColor="text1"/>
+        </w:rPr>
+        <w:t xml:space="preserve"> bajo </w:t>
+      </w:r>
+      <w:r>
+        <w:rPr>
+          <w:rStyle w:val="CdigoHTML"/>
+          <w:rFonts w:ascii="Times New Roman" w:eastAsiaTheme="majorEastAsia" w:hAnsi="Times New Roman" w:cs="Times New Roman"/>
+          <w:color w:val="000000" w:themeColor="text1"/>
           <w:sz w:val="24"/>
           <w:szCs w:val="24"/>
         </w:rPr>
-      </w:pPr>
-      <w:r>
-        <w:rPr>
-          <w:rFonts w:ascii="Times New Roman" w:hAnsi="Times New Roman" w:cs="Times New Roman"/>
-          <w:sz w:val="24"/>
-          <w:szCs w:val="24"/>
-        </w:rPr>
-        <w:t>7. Endpoints del Backend</w:t>
-      </w:r>
-    </w:p>
-    <w:p>
-      <w:pPr>
-        <w:pStyle w:val="NormalWeb"/>
-      </w:pPr>
-      <w:r>
-        <w:t xml:space="preserve">Implementados en </w:t>
+        <w:t>server/api/</w:t>
+      </w:r>
+      <w:r>
+        <w:rPr>
+          <w:color w:val="000000" w:themeColor="text1"/>
+        </w:rPr>
+        <w:t xml:space="preserve">. Algunos </w:t>
       </w:r>
       <w:proofErr w:type="spellStart"/>
       <w:r>
-        <w:t>TypeScript</w:t>
+        <w:rPr>
+          <w:color w:val="000000" w:themeColor="text1"/>
+        </w:rPr>
+        <w:t>endpoints</w:t>
       </w:r>
       <w:proofErr w:type="spellEnd"/>
       <w:r>
-        <w:t xml:space="preserve"> bajo </w:t>
-      </w:r>
-      <w:r>
-        <w:rPr>
-          <w:rStyle w:val="CdigoHTML"/>
-          <w:rFonts w:ascii="Times New Roman" w:eastAsiaTheme="majorEastAsia" w:hAnsi="Times New Roman" w:cs="Times New Roman"/>
-          <w:sz w:val="24"/>
-          <w:szCs w:val="24"/>
-        </w:rPr>
-        <w:t>server/api/</w:t>
-      </w:r>
-      <w:r>
-        <w:t xml:space="preserve">. Algunos </w:t>
-      </w:r>
-      <w:proofErr w:type="spellStart"/>
-      <w:r>
-        <w:t>endpoints</w:t>
-      </w:r>
-      <w:proofErr w:type="spellEnd"/>
-      <w:r>
+        <w:rPr>
+          <w:color w:val="000000" w:themeColor="text1"/>
+        </w:rPr>
         <w:t xml:space="preserve"> clave son:</w:t>
       </w:r>
     </w:p>
@@ -2219,12 +2495,16 @@
           <w:ilvl w:val="0"/>
           <w:numId w:val="15"/>
         </w:numPr>
+        <w:rPr>
+          <w:color w:val="000000" w:themeColor="text1"/>
+        </w:rPr>
       </w:pPr>
       <w:proofErr w:type="spellStart"/>
       <w:r>
         <w:rPr>
           <w:rStyle w:val="CdigoHTML"/>
           <w:rFonts w:ascii="Times New Roman" w:eastAsiaTheme="majorEastAsia" w:hAnsi="Times New Roman" w:cs="Times New Roman"/>
+          <w:color w:val="000000" w:themeColor="text1"/>
           <w:sz w:val="24"/>
           <w:szCs w:val="24"/>
         </w:rPr>
@@ -2232,6 +2512,9 @@
       </w:r>
       <w:proofErr w:type="spellEnd"/>
       <w:r>
+        <w:rPr>
+          <w:color w:val="000000" w:themeColor="text1"/>
+        </w:rPr>
         <w:t>: lógica avanzada</w:t>
       </w:r>
     </w:p>
@@ -2242,12 +2525,16 @@
           <w:ilvl w:val="0"/>
           <w:numId w:val="15"/>
         </w:numPr>
+        <w:rPr>
+          <w:color w:val="000000" w:themeColor="text1"/>
+        </w:rPr>
       </w:pPr>
       <w:proofErr w:type="spellStart"/>
       <w:r>
         <w:rPr>
           <w:rStyle w:val="CdigoHTML"/>
           <w:rFonts w:ascii="Times New Roman" w:eastAsiaTheme="majorEastAsia" w:hAnsi="Times New Roman" w:cs="Times New Roman"/>
+          <w:color w:val="000000" w:themeColor="text1"/>
           <w:sz w:val="24"/>
           <w:szCs w:val="24"/>
         </w:rPr>
@@ -2255,6 +2542,9 @@
       </w:r>
       <w:proofErr w:type="spellEnd"/>
       <w:r>
+        <w:rPr>
+          <w:color w:val="000000" w:themeColor="text1"/>
+        </w:rPr>
         <w:t xml:space="preserve"> y </w:t>
       </w:r>
       <w:proofErr w:type="spellStart"/>
@@ -2262,6 +2552,7 @@
         <w:rPr>
           <w:rStyle w:val="CdigoHTML"/>
           <w:rFonts w:ascii="Times New Roman" w:eastAsiaTheme="majorEastAsia" w:hAnsi="Times New Roman" w:cs="Times New Roman"/>
+          <w:color w:val="000000" w:themeColor="text1"/>
           <w:sz w:val="24"/>
           <w:szCs w:val="24"/>
         </w:rPr>
@@ -2269,6 +2560,9 @@
       </w:r>
       <w:proofErr w:type="spellEnd"/>
       <w:r>
+        <w:rPr>
+          <w:color w:val="000000" w:themeColor="text1"/>
+        </w:rPr>
         <w:t>: gestión de respuestas</w:t>
       </w:r>
     </w:p>
@@ -2279,12 +2573,16 @@
           <w:ilvl w:val="0"/>
           <w:numId w:val="15"/>
         </w:numPr>
+        <w:rPr>
+          <w:color w:val="000000" w:themeColor="text1"/>
+        </w:rPr>
       </w:pPr>
       <w:proofErr w:type="spellStart"/>
       <w:r>
         <w:rPr>
           <w:rStyle w:val="CdigoHTML"/>
           <w:rFonts w:ascii="Times New Roman" w:eastAsiaTheme="majorEastAsia" w:hAnsi="Times New Roman" w:cs="Times New Roman"/>
+          <w:color w:val="000000" w:themeColor="text1"/>
           <w:sz w:val="24"/>
           <w:szCs w:val="24"/>
         </w:rPr>
@@ -2292,31 +2590,52 @@
       </w:r>
       <w:proofErr w:type="spellEnd"/>
       <w:r>
+        <w:rPr>
+          <w:color w:val="000000" w:themeColor="text1"/>
+        </w:rPr>
         <w:t>: contenido específico sobre redes neuronales</w:t>
       </w:r>
     </w:p>
     <w:p>
       <w:pPr>
         <w:pStyle w:val="NormalWeb"/>
-      </w:pPr>
-      <w:r>
+        <w:rPr>
+          <w:color w:val="000000" w:themeColor="text1"/>
+        </w:rPr>
+      </w:pPr>
+      <w:r>
+        <w:rPr>
+          <w:color w:val="000000" w:themeColor="text1"/>
+        </w:rPr>
         <w:lastRenderedPageBreak/>
         <w:t xml:space="preserve">Estos </w:t>
       </w:r>
       <w:proofErr w:type="spellStart"/>
       <w:r>
+        <w:rPr>
+          <w:color w:val="000000" w:themeColor="text1"/>
+        </w:rPr>
         <w:t>endpoints</w:t>
       </w:r>
       <w:proofErr w:type="spellEnd"/>
       <w:r>
+        <w:rPr>
+          <w:color w:val="000000" w:themeColor="text1"/>
+        </w:rPr>
         <w:t xml:space="preserve"> permiten separar la lógica del </w:t>
       </w:r>
       <w:proofErr w:type="spellStart"/>
       <w:r>
+        <w:rPr>
+          <w:color w:val="000000" w:themeColor="text1"/>
+        </w:rPr>
         <w:t>frontend</w:t>
       </w:r>
       <w:proofErr w:type="spellEnd"/>
       <w:r>
+        <w:rPr>
+          <w:color w:val="000000" w:themeColor="text1"/>
+        </w:rPr>
         <w:t xml:space="preserve"> y facilitar la integración con otros servicios o una futura API externa.</w:t>
       </w:r>
     </w:p>
@@ -2324,72 +2643,72 @@
       <w:pPr>
         <w:rPr>
           <w:rFonts w:ascii="Times New Roman" w:hAnsi="Times New Roman" w:cs="Times New Roman"/>
+          <w:color w:val="000000" w:themeColor="text1"/>
           <w:sz w:val="24"/>
           <w:szCs w:val="24"/>
         </w:rPr>
       </w:pPr>
-      <w:r>
+    </w:p>
+    <w:p>
+      <w:pPr>
+        <w:pStyle w:val="Ttulo2"/>
         <w:rPr>
           <w:rFonts w:ascii="Times New Roman" w:hAnsi="Times New Roman" w:cs="Times New Roman"/>
+          <w:color w:val="000000" w:themeColor="text1"/>
           <w:sz w:val="24"/>
           <w:szCs w:val="24"/>
         </w:rPr>
-        <w:pict>
-          <v:rect id="_x0000_i1031" style="width:0;height:1.5pt" o:hralign="center" o:hrstd="t" o:hr="t" fillcolor="#a0a0a0" stroked="f"/>
-        </w:pict>
+      </w:pPr>
+      <w:r>
+        <w:rPr>
+          <w:rFonts w:ascii="Times New Roman" w:hAnsi="Times New Roman" w:cs="Times New Roman"/>
+          <w:color w:val="000000" w:themeColor="text1"/>
+          <w:sz w:val="24"/>
+          <w:szCs w:val="24"/>
+        </w:rPr>
+        <w:t xml:space="preserve">8. </w:t>
+      </w:r>
+      <w:proofErr w:type="spellStart"/>
+      <w:r>
+        <w:rPr>
+          <w:rFonts w:ascii="Times New Roman" w:hAnsi="Times New Roman" w:cs="Times New Roman"/>
+          <w:color w:val="000000" w:themeColor="text1"/>
+          <w:sz w:val="24"/>
+          <w:szCs w:val="24"/>
+        </w:rPr>
+        <w:t>Composables</w:t>
+      </w:r>
+      <w:proofErr w:type="spellEnd"/>
+      <w:r>
+        <w:rPr>
+          <w:rFonts w:ascii="Times New Roman" w:hAnsi="Times New Roman" w:cs="Times New Roman"/>
+          <w:color w:val="000000" w:themeColor="text1"/>
+          <w:sz w:val="24"/>
+          <w:szCs w:val="24"/>
+        </w:rPr>
+        <w:t xml:space="preserve"> y Stores</w:t>
       </w:r>
     </w:p>
     <w:p>
       <w:pPr>
-        <w:pStyle w:val="Ttulo2"/>
-        <w:rPr>
-          <w:rFonts w:ascii="Times New Roman" w:hAnsi="Times New Roman" w:cs="Times New Roman"/>
-          <w:sz w:val="24"/>
-          <w:szCs w:val="24"/>
-        </w:rPr>
-      </w:pPr>
-      <w:r>
-        <w:rPr>
-          <w:rFonts w:ascii="Times New Roman" w:hAnsi="Times New Roman" w:cs="Times New Roman"/>
-          <w:sz w:val="24"/>
-          <w:szCs w:val="24"/>
-        </w:rPr>
-        <w:t xml:space="preserve">8. </w:t>
-      </w:r>
+        <w:pStyle w:val="NormalWeb"/>
+        <w:rPr>
+          <w:color w:val="000000" w:themeColor="text1"/>
+        </w:rPr>
+      </w:pPr>
       <w:proofErr w:type="spellStart"/>
       <w:r>
         <w:rPr>
-          <w:rFonts w:ascii="Times New Roman" w:hAnsi="Times New Roman" w:cs="Times New Roman"/>
-          <w:sz w:val="24"/>
-          <w:szCs w:val="24"/>
+          <w:rStyle w:val="Textoennegrita"/>
+          <w:color w:val="000000" w:themeColor="text1"/>
         </w:rPr>
         <w:t>Composables</w:t>
       </w:r>
       <w:proofErr w:type="spellEnd"/>
       <w:r>
         <w:rPr>
-          <w:rFonts w:ascii="Times New Roman" w:hAnsi="Times New Roman" w:cs="Times New Roman"/>
-          <w:sz w:val="24"/>
-          <w:szCs w:val="24"/>
-        </w:rPr>
-        <w:t xml:space="preserve"> y Stores</w:t>
-      </w:r>
-    </w:p>
-    <w:p>
-      <w:pPr>
-        <w:pStyle w:val="NormalWeb"/>
-      </w:pPr>
-      <w:proofErr w:type="spellStart"/>
-      <w:r>
-        <w:rPr>
           <w:rStyle w:val="Textoennegrita"/>
-        </w:rPr>
-        <w:t>Composables</w:t>
-      </w:r>
-      <w:proofErr w:type="spellEnd"/>
-      <w:r>
-        <w:rPr>
-          <w:rStyle w:val="Textoennegrita"/>
+          <w:color w:val="000000" w:themeColor="text1"/>
         </w:rPr>
         <w:t xml:space="preserve"> (</w:t>
       </w:r>
@@ -2400,6 +2719,7 @@
           <w:rFonts w:ascii="Times New Roman" w:eastAsiaTheme="majorEastAsia" w:hAnsi="Times New Roman" w:cs="Times New Roman"/>
           <w:b/>
           <w:bCs/>
+          <w:color w:val="000000" w:themeColor="text1"/>
           <w:sz w:val="24"/>
           <w:szCs w:val="24"/>
         </w:rPr>
@@ -2412,6 +2732,7 @@
           <w:rFonts w:ascii="Times New Roman" w:eastAsiaTheme="majorEastAsia" w:hAnsi="Times New Roman" w:cs="Times New Roman"/>
           <w:b/>
           <w:bCs/>
+          <w:color w:val="000000" w:themeColor="text1"/>
           <w:sz w:val="24"/>
           <w:szCs w:val="24"/>
         </w:rPr>
@@ -2420,10 +2741,14 @@
       <w:r>
         <w:rPr>
           <w:rStyle w:val="Textoennegrita"/>
+          <w:color w:val="000000" w:themeColor="text1"/>
         </w:rPr>
         <w:t>)</w:t>
       </w:r>
       <w:r>
+        <w:rPr>
+          <w:color w:val="000000" w:themeColor="text1"/>
+        </w:rPr>
         <w:br/>
         <w:t>Encapsulan funciones reutilizables:</w:t>
       </w:r>
@@ -2435,12 +2760,16 @@
           <w:ilvl w:val="0"/>
           <w:numId w:val="16"/>
         </w:numPr>
+        <w:rPr>
+          <w:color w:val="000000" w:themeColor="text1"/>
+        </w:rPr>
       </w:pPr>
       <w:proofErr w:type="spellStart"/>
       <w:r>
         <w:rPr>
           <w:rStyle w:val="CdigoHTML"/>
           <w:rFonts w:ascii="Times New Roman" w:eastAsiaTheme="majorEastAsia" w:hAnsi="Times New Roman" w:cs="Times New Roman"/>
+          <w:color w:val="000000" w:themeColor="text1"/>
           <w:sz w:val="24"/>
           <w:szCs w:val="24"/>
         </w:rPr>
@@ -2448,6 +2777,9 @@
       </w:r>
       <w:proofErr w:type="spellEnd"/>
       <w:r>
+        <w:rPr>
+          <w:color w:val="000000" w:themeColor="text1"/>
+        </w:rPr>
         <w:t>: recuperación y validación de respuestas</w:t>
       </w:r>
     </w:p>
@@ -2458,12 +2790,16 @@
           <w:ilvl w:val="0"/>
           <w:numId w:val="16"/>
         </w:numPr>
+        <w:rPr>
+          <w:color w:val="000000" w:themeColor="text1"/>
+        </w:rPr>
       </w:pPr>
       <w:proofErr w:type="spellStart"/>
       <w:r>
         <w:rPr>
           <w:rStyle w:val="CdigoHTML"/>
           <w:rFonts w:ascii="Times New Roman" w:eastAsiaTheme="majorEastAsia" w:hAnsi="Times New Roman" w:cs="Times New Roman"/>
+          <w:color w:val="000000" w:themeColor="text1"/>
           <w:sz w:val="24"/>
           <w:szCs w:val="24"/>
         </w:rPr>
@@ -2471,6 +2807,9 @@
       </w:r>
       <w:proofErr w:type="spellEnd"/>
       <w:r>
+        <w:rPr>
+          <w:color w:val="000000" w:themeColor="text1"/>
+        </w:rPr>
         <w:t>: lógica del cuestionario</w:t>
       </w:r>
     </w:p>
@@ -2481,12 +2820,16 @@
           <w:ilvl w:val="0"/>
           <w:numId w:val="16"/>
         </w:numPr>
+        <w:rPr>
+          <w:color w:val="000000" w:themeColor="text1"/>
+        </w:rPr>
       </w:pPr>
       <w:proofErr w:type="spellStart"/>
       <w:r>
         <w:rPr>
           <w:rStyle w:val="CdigoHTML"/>
           <w:rFonts w:ascii="Times New Roman" w:eastAsiaTheme="majorEastAsia" w:hAnsi="Times New Roman" w:cs="Times New Roman"/>
+          <w:color w:val="000000" w:themeColor="text1"/>
           <w:sz w:val="24"/>
           <w:szCs w:val="24"/>
         </w:rPr>
@@ -2494,17 +2837,24 @@
       </w:r>
       <w:proofErr w:type="spellEnd"/>
       <w:r>
+        <w:rPr>
+          <w:color w:val="000000" w:themeColor="text1"/>
+        </w:rPr>
         <w:t>: lógica de evaluación</w:t>
       </w:r>
     </w:p>
     <w:p>
       <w:pPr>
         <w:pStyle w:val="NormalWeb"/>
+        <w:rPr>
+          <w:color w:val="000000" w:themeColor="text1"/>
+        </w:rPr>
       </w:pPr>
       <w:proofErr w:type="spellStart"/>
       <w:r>
         <w:rPr>
           <w:rStyle w:val="Textoennegrita"/>
+          <w:color w:val="000000" w:themeColor="text1"/>
         </w:rPr>
         <w:t>Stores</w:t>
       </w:r>
@@ -2512,6 +2862,7 @@
       <w:r>
         <w:rPr>
           <w:rStyle w:val="Textoennegrita"/>
+          <w:color w:val="000000" w:themeColor="text1"/>
         </w:rPr>
         <w:t xml:space="preserve"> (</w:t>
       </w:r>
@@ -2522,6 +2873,7 @@
           <w:rFonts w:ascii="Times New Roman" w:eastAsiaTheme="majorEastAsia" w:hAnsi="Times New Roman" w:cs="Times New Roman"/>
           <w:b/>
           <w:bCs/>
+          <w:color w:val="000000" w:themeColor="text1"/>
           <w:sz w:val="24"/>
           <w:szCs w:val="24"/>
         </w:rPr>
@@ -2534,6 +2886,7 @@
           <w:rFonts w:ascii="Times New Roman" w:eastAsiaTheme="majorEastAsia" w:hAnsi="Times New Roman" w:cs="Times New Roman"/>
           <w:b/>
           <w:bCs/>
+          <w:color w:val="000000" w:themeColor="text1"/>
           <w:sz w:val="24"/>
           <w:szCs w:val="24"/>
         </w:rPr>
@@ -2542,10 +2895,14 @@
       <w:r>
         <w:rPr>
           <w:rStyle w:val="Textoennegrita"/>
+          <w:color w:val="000000" w:themeColor="text1"/>
         </w:rPr>
         <w:t>)</w:t>
       </w:r>
       <w:r>
+        <w:rPr>
+          <w:color w:val="000000" w:themeColor="text1"/>
+        </w:rPr>
         <w:br/>
         <w:t xml:space="preserve">Uso de </w:t>
       </w:r>
@@ -2553,11 +2910,15 @@
       <w:r>
         <w:rPr>
           <w:rStyle w:val="Textoennegrita"/>
+          <w:color w:val="000000" w:themeColor="text1"/>
         </w:rPr>
         <w:t>Pinia</w:t>
       </w:r>
       <w:proofErr w:type="spellEnd"/>
       <w:r>
+        <w:rPr>
+          <w:color w:val="000000" w:themeColor="text1"/>
+        </w:rPr>
         <w:t xml:space="preserve"> para manejar estado compartido entre componentes:</w:t>
       </w:r>
     </w:p>
@@ -2568,12 +2929,16 @@
           <w:ilvl w:val="0"/>
           <w:numId w:val="17"/>
         </w:numPr>
+        <w:rPr>
+          <w:color w:val="000000" w:themeColor="text1"/>
+        </w:rPr>
       </w:pPr>
       <w:proofErr w:type="spellStart"/>
       <w:r>
         <w:rPr>
           <w:rStyle w:val="CdigoHTML"/>
           <w:rFonts w:ascii="Times New Roman" w:eastAsiaTheme="majorEastAsia" w:hAnsi="Times New Roman" w:cs="Times New Roman"/>
+          <w:color w:val="000000" w:themeColor="text1"/>
           <w:sz w:val="24"/>
           <w:szCs w:val="24"/>
         </w:rPr>
@@ -2581,6 +2946,9 @@
       </w:r>
       <w:proofErr w:type="spellEnd"/>
       <w:r>
+        <w:rPr>
+          <w:color w:val="000000" w:themeColor="text1"/>
+        </w:rPr>
         <w:t>: seguimiento de preguntas, progreso y respuestas del usuario</w:t>
       </w:r>
     </w:p>
@@ -2591,12 +2959,16 @@
           <w:ilvl w:val="0"/>
           <w:numId w:val="17"/>
         </w:numPr>
+        <w:rPr>
+          <w:color w:val="000000" w:themeColor="text1"/>
+        </w:rPr>
       </w:pPr>
       <w:proofErr w:type="spellStart"/>
       <w:r>
         <w:rPr>
           <w:rStyle w:val="CdigoHTML"/>
           <w:rFonts w:ascii="Times New Roman" w:eastAsiaTheme="majorEastAsia" w:hAnsi="Times New Roman" w:cs="Times New Roman"/>
+          <w:color w:val="000000" w:themeColor="text1"/>
           <w:sz w:val="24"/>
           <w:szCs w:val="24"/>
         </w:rPr>
@@ -2604,6 +2976,9 @@
       </w:r>
       <w:proofErr w:type="spellEnd"/>
       <w:r>
+        <w:rPr>
+          <w:color w:val="000000" w:themeColor="text1"/>
+        </w:rPr>
         <w:t>: gestión de evaluaciones personalizadas</w:t>
       </w:r>
     </w:p>
@@ -2611,42 +2986,36 @@
       <w:pPr>
         <w:rPr>
           <w:rFonts w:ascii="Times New Roman" w:hAnsi="Times New Roman" w:cs="Times New Roman"/>
+          <w:color w:val="000000" w:themeColor="text1"/>
           <w:sz w:val="24"/>
           <w:szCs w:val="24"/>
         </w:rPr>
       </w:pPr>
-      <w:r>
+    </w:p>
+    <w:p>
+      <w:pPr>
+        <w:pStyle w:val="Ttulo2"/>
         <w:rPr>
           <w:rFonts w:ascii="Times New Roman" w:hAnsi="Times New Roman" w:cs="Times New Roman"/>
+          <w:color w:val="000000" w:themeColor="text1"/>
           <w:sz w:val="24"/>
           <w:szCs w:val="24"/>
         </w:rPr>
-        <w:pict>
-          <v:rect id="_x0000_i1032" style="width:0;height:1.5pt" o:hralign="center" o:hrstd="t" o:hr="t" fillcolor="#a0a0a0" stroked="f"/>
-        </w:pict>
-      </w:r>
-    </w:p>
-    <w:p>
-      <w:pPr>
-        <w:pStyle w:val="Ttulo2"/>
+      </w:pPr>
+      <w:r>
         <w:rPr>
           <w:rFonts w:ascii="Times New Roman" w:hAnsi="Times New Roman" w:cs="Times New Roman"/>
+          <w:color w:val="000000" w:themeColor="text1"/>
           <w:sz w:val="24"/>
           <w:szCs w:val="24"/>
         </w:rPr>
-      </w:pPr>
+        <w:t xml:space="preserve">9. </w:t>
+      </w:r>
+      <w:proofErr w:type="spellStart"/>
       <w:r>
         <w:rPr>
           <w:rFonts w:ascii="Times New Roman" w:hAnsi="Times New Roman" w:cs="Times New Roman"/>
-          <w:sz w:val="24"/>
-          <w:szCs w:val="24"/>
-        </w:rPr>
-        <w:t xml:space="preserve">9. </w:t>
-      </w:r>
-      <w:proofErr w:type="spellStart"/>
-      <w:r>
-        <w:rPr>
-          <w:rFonts w:ascii="Times New Roman" w:hAnsi="Times New Roman" w:cs="Times New Roman"/>
+          <w:color w:val="000000" w:themeColor="text1"/>
           <w:sz w:val="24"/>
           <w:szCs w:val="24"/>
         </w:rPr>
@@ -2657,8 +3026,14 @@
     <w:p>
       <w:pPr>
         <w:pStyle w:val="NormalWeb"/>
-      </w:pPr>
-      <w:r>
+        <w:rPr>
+          <w:color w:val="000000" w:themeColor="text1"/>
+        </w:rPr>
+      </w:pPr>
+      <w:r>
+        <w:rPr>
+          <w:color w:val="000000" w:themeColor="text1"/>
+        </w:rPr>
         <w:t>Tecnologías clave utilizadas en el proyecto:</w:t>
       </w:r>
     </w:p>
@@ -2669,6 +3044,9 @@
           <w:ilvl w:val="0"/>
           <w:numId w:val="18"/>
         </w:numPr>
+        <w:rPr>
+          <w:color w:val="000000" w:themeColor="text1"/>
+        </w:rPr>
       </w:pPr>
       <w:hyperlink r:id="rId7" w:tgtFrame="_new" w:history="1">
         <w:proofErr w:type="spellStart"/>
@@ -2676,6 +3054,7 @@
           <w:rPr>
             <w:rStyle w:val="Hipervnculo"/>
             <w:rFonts w:eastAsiaTheme="majorEastAsia"/>
+            <w:color w:val="000000" w:themeColor="text1"/>
           </w:rPr>
           <w:t>Nuxt</w:t>
         </w:r>
@@ -2684,6 +3063,7 @@
           <w:rPr>
             <w:rStyle w:val="Hipervnculo"/>
             <w:rFonts w:eastAsiaTheme="majorEastAsia"/>
+            <w:color w:val="000000" w:themeColor="text1"/>
           </w:rPr>
           <w:t xml:space="preserve"> 3</w:t>
         </w:r>
@@ -2696,6 +3076,9 @@
           <w:ilvl w:val="0"/>
           <w:numId w:val="18"/>
         </w:numPr>
+        <w:rPr>
+          <w:color w:val="000000" w:themeColor="text1"/>
+        </w:rPr>
       </w:pPr>
       <w:hyperlink r:id="rId8" w:tgtFrame="_new" w:history="1">
         <w:proofErr w:type="spellStart"/>
@@ -2703,6 +3086,7 @@
           <w:rPr>
             <w:rStyle w:val="Hipervnculo"/>
             <w:rFonts w:eastAsiaTheme="majorEastAsia"/>
+            <w:color w:val="000000" w:themeColor="text1"/>
           </w:rPr>
           <w:t>Vue</w:t>
         </w:r>
@@ -2711,6 +3095,7 @@
           <w:rPr>
             <w:rStyle w:val="Hipervnculo"/>
             <w:rFonts w:eastAsiaTheme="majorEastAsia"/>
+            <w:color w:val="000000" w:themeColor="text1"/>
           </w:rPr>
           <w:t xml:space="preserve"> 3</w:t>
         </w:r>
@@ -2723,6 +3108,9 @@
           <w:ilvl w:val="0"/>
           <w:numId w:val="18"/>
         </w:numPr>
+        <w:rPr>
+          <w:color w:val="000000" w:themeColor="text1"/>
+        </w:rPr>
       </w:pPr>
       <w:hyperlink r:id="rId9" w:tgtFrame="_new" w:history="1">
         <w:proofErr w:type="spellStart"/>
@@ -2730,16 +3118,23 @@
           <w:rPr>
             <w:rStyle w:val="Hipervnculo"/>
             <w:rFonts w:eastAsiaTheme="majorEastAsia"/>
+            <w:color w:val="000000" w:themeColor="text1"/>
           </w:rPr>
           <w:t>Vuetify</w:t>
         </w:r>
         <w:proofErr w:type="spellEnd"/>
       </w:hyperlink>
       <w:r>
+        <w:rPr>
+          <w:color w:val="000000" w:themeColor="text1"/>
+        </w:rPr>
         <w:t xml:space="preserve">: Framework UI Material </w:t>
       </w:r>
       <w:proofErr w:type="spellStart"/>
       <w:r>
+        <w:rPr>
+          <w:color w:val="000000" w:themeColor="text1"/>
+        </w:rPr>
         <w:t>Design</w:t>
       </w:r>
       <w:proofErr w:type="spellEnd"/>
@@ -2751,21 +3146,36 @@
           <w:ilvl w:val="0"/>
           <w:numId w:val="18"/>
         </w:numPr>
+        <w:rPr>
+          <w:color w:val="000000" w:themeColor="text1"/>
+        </w:rPr>
       </w:pPr>
       <w:proofErr w:type="spellStart"/>
       <w:r>
+        <w:rPr>
+          <w:color w:val="000000" w:themeColor="text1"/>
+        </w:rPr>
         <w:t>Pinia</w:t>
       </w:r>
       <w:proofErr w:type="spellEnd"/>
       <w:r>
+        <w:rPr>
+          <w:color w:val="000000" w:themeColor="text1"/>
+        </w:rPr>
         <w:t xml:space="preserve">: Store de estado oficial para </w:t>
       </w:r>
       <w:proofErr w:type="spellStart"/>
       <w:r>
+        <w:rPr>
+          <w:color w:val="000000" w:themeColor="text1"/>
+        </w:rPr>
         <w:t>Vue</w:t>
       </w:r>
       <w:proofErr w:type="spellEnd"/>
       <w:r>
+        <w:rPr>
+          <w:color w:val="000000" w:themeColor="text1"/>
+        </w:rPr>
         <w:t xml:space="preserve"> 3</w:t>
       </w:r>
     </w:p>
@@ -2776,9 +3186,15 @@
           <w:ilvl w:val="0"/>
           <w:numId w:val="18"/>
         </w:numPr>
+        <w:rPr>
+          <w:color w:val="000000" w:themeColor="text1"/>
+        </w:rPr>
       </w:pPr>
       <w:proofErr w:type="spellStart"/>
       <w:r>
+        <w:rPr>
+          <w:color w:val="000000" w:themeColor="text1"/>
+        </w:rPr>
         <w:t>TypeScript</w:t>
       </w:r>
       <w:proofErr w:type="spellEnd"/>
@@ -2790,8 +3206,14 @@
           <w:ilvl w:val="0"/>
           <w:numId w:val="18"/>
         </w:numPr>
-      </w:pPr>
-      <w:r>
+        <w:rPr>
+          <w:color w:val="000000" w:themeColor="text1"/>
+        </w:rPr>
+      </w:pPr>
+      <w:r>
+        <w:rPr>
+          <w:color w:val="000000" w:themeColor="text1"/>
+        </w:rPr>
         <w:t>Node.js</w:t>
       </w:r>
     </w:p>
@@ -2799,22 +3221,19 @@
       <w:pPr>
         <w:rPr>
           <w:rFonts w:ascii="Times New Roman" w:hAnsi="Times New Roman" w:cs="Times New Roman"/>
+          <w:color w:val="000000" w:themeColor="text1"/>
           <w:sz w:val="24"/>
           <w:szCs w:val="24"/>
         </w:rPr>
       </w:pPr>
-      <w:r>
-        <w:rPr>
-          <w:rFonts w:ascii="Times New Roman" w:hAnsi="Times New Roman" w:cs="Times New Roman"/>
-          <w:sz w:val="24"/>
-          <w:szCs w:val="24"/>
-        </w:rPr>
-        <w:pict>
-          <v:rect id="_x0000_i1033" style="width:0;height:1.5pt" o:hralign="center" o:hrstd="t" o:hr="t" fillcolor="#a0a0a0" stroked="f"/>
-        </w:pict>
-      </w:r>
     </w:p>
-    <w:p/>
+    <w:p>
+      <w:pPr>
+        <w:rPr>
+          <w:color w:val="000000" w:themeColor="text1"/>
+        </w:rPr>
+      </w:pPr>
+    </w:p>
     <w:sectPr>
       <w:pgSz w:w="12240" w:h="15840"/>
       <w:pgMar w:top="1440" w:right="1800" w:bottom="1440" w:left="1800" w:header="720" w:footer="720" w:gutter="0"/>
@@ -2826,7 +3245,7 @@
 </file>
 
 <file path=word/numbering.xml><?xml version="1.0" encoding="utf-8"?>
-<w:numbering xmlns:wpc="http://schemas.microsoft.com/office/word/2010/wordprocessingCanvas" xmlns:cx="http://schemas.microsoft.com/office/drawing/2014/chartex" xmlns:mc="http://schemas.openxmlformats.org/markup-compatibility/2006" xmlns:o="urn:schemas-microsoft-com:office:office" xmlns:r="http://schemas.openxmlformats.org/officeDocument/2006/relationships" xmlns:m="http://schemas.openxmlformats.org/officeDocument/2006/math" xmlns:v="urn:schemas-microsoft-com:vml" xmlns:wp14="http://schemas.microsoft.com/office/word/2010/wordprocessingDrawing" xmlns:wp="http://schemas.openxmlformats.org/drawingml/2006/wordprocessingDrawing" xmlns:w10="urn:schemas-microsoft-com:office:word" xmlns:w="http://schemas.openxmlformats.org/wordprocessingml/2006/main" xmlns:w14="http://schemas.microsoft.com/office/word/2010/wordml" xmlns:w15="http://schemas.microsoft.com/office/word/2012/wordml" xmlns:w16se="http://schemas.microsoft.com/office/word/2015/wordml/symex" xmlns:wpg="http://schemas.microsoft.com/office/word/2010/wordprocessingGroup" xmlns:wpi="http://schemas.microsoft.com/office/word/2010/wordprocessingInk" xmlns:wne="http://schemas.microsoft.com/office/word/2006/wordml" xmlns:wps="http://schemas.microsoft.com/office/word/2010/wordprocessingShape" mc:Ignorable="w14 w15 w16se wp14">
+<w:numbering xmlns:wpc="http://schemas.microsoft.com/office/word/2010/wordprocessingCanvas" xmlns:cx="http://schemas.microsoft.com/office/drawing/2014/chartex" xmlns:cx1="http://schemas.microsoft.com/office/drawing/2015/9/8/chartex" xmlns:cx2="http://schemas.microsoft.com/office/drawing/2015/10/21/chartex" xmlns:cx3="http://schemas.microsoft.com/office/drawing/2016/5/9/chartex" xmlns:cx4="http://schemas.microsoft.com/office/drawing/2016/5/10/chartex" xmlns:cx5="http://schemas.microsoft.com/office/drawing/2016/5/11/chartex" xmlns:cx6="http://schemas.microsoft.com/office/drawing/2016/5/12/chartex" xmlns:cx7="http://schemas.microsoft.com/office/drawing/2016/5/13/chartex" xmlns:cx8="http://schemas.microsoft.com/office/drawing/2016/5/14/chartex" xmlns:mc="http://schemas.openxmlformats.org/markup-compatibility/2006" xmlns:aink="http://schemas.microsoft.com/office/drawing/2016/ink" xmlns:am3d="http://schemas.microsoft.com/office/drawing/2017/model3d" xmlns:o="urn:schemas-microsoft-com:office:office" xmlns:oel="http://schemas.microsoft.com/office/2019/extlst" xmlns:r="http://schemas.openxmlformats.org/officeDocument/2006/relationships" xmlns:m="http://schemas.openxmlformats.org/officeDocument/2006/math" xmlns:v="urn:schemas-microsoft-com:vml" xmlns:wp14="http://schemas.microsoft.com/office/word/2010/wordprocessingDrawing" xmlns:wp="http://schemas.openxmlformats.org/drawingml/2006/wordprocessingDrawing" xmlns:w10="urn:schemas-microsoft-com:office:word" xmlns:w="http://schemas.openxmlformats.org/wordprocessingml/2006/main" xmlns:w14="http://schemas.microsoft.com/office/word/2010/wordml" xmlns:w15="http://schemas.microsoft.com/office/word/2012/wordml" xmlns:w16cex="http://schemas.microsoft.com/office/word/2018/wordml/cex" xmlns:w16cid="http://schemas.microsoft.com/office/word/2016/wordml/cid" xmlns:w16="http://schemas.microsoft.com/office/word/2018/wordml" xmlns:w16du="http://schemas.microsoft.com/office/word/2023/wordml/word16du" xmlns:w16sdtdh="http://schemas.microsoft.com/office/word/2020/wordml/sdtdatahash" xmlns:w16sdtfl="http://schemas.microsoft.com/office/word/2024/wordml/sdtformatlock" xmlns:w16se="http://schemas.microsoft.com/office/word/2015/wordml/symex" xmlns:wpg="http://schemas.microsoft.com/office/word/2010/wordprocessingGroup" xmlns:wpi="http://schemas.microsoft.com/office/word/2010/wordprocessingInk" xmlns:wne="http://schemas.microsoft.com/office/word/2006/wordml" xmlns:wps="http://schemas.microsoft.com/office/word/2010/wordprocessingShape" mc:Ignorable="w14 w15 w16se w16cid w16 w16cex w16sdtdh w16sdtfl w16du wp14">
   <w:abstractNum w:abstractNumId="0" w15:restartNumberingAfterBreak="0">
     <w:nsid w:val="FFFFFF7C"/>
     <w:multiLevelType w:val="singleLevel"/>
@@ -4303,65 +4722,65 @@
       </w:rPr>
     </w:lvl>
   </w:abstractNum>
-  <w:num w:numId="1">
+  <w:num w:numId="1" w16cid:durableId="196084421">
     <w:abstractNumId w:val="8"/>
   </w:num>
-  <w:num w:numId="2">
+  <w:num w:numId="2" w16cid:durableId="1809853635">
     <w:abstractNumId w:val="6"/>
   </w:num>
-  <w:num w:numId="3">
+  <w:num w:numId="3" w16cid:durableId="1959287869">
     <w:abstractNumId w:val="5"/>
   </w:num>
-  <w:num w:numId="4">
+  <w:num w:numId="4" w16cid:durableId="438110781">
     <w:abstractNumId w:val="4"/>
   </w:num>
-  <w:num w:numId="5">
+  <w:num w:numId="5" w16cid:durableId="1511987511">
     <w:abstractNumId w:val="7"/>
   </w:num>
-  <w:num w:numId="6">
+  <w:num w:numId="6" w16cid:durableId="1035472359">
     <w:abstractNumId w:val="3"/>
   </w:num>
-  <w:num w:numId="7">
+  <w:num w:numId="7" w16cid:durableId="502359680">
     <w:abstractNumId w:val="2"/>
   </w:num>
-  <w:num w:numId="8">
+  <w:num w:numId="8" w16cid:durableId="1456631352">
     <w:abstractNumId w:val="1"/>
   </w:num>
-  <w:num w:numId="9">
+  <w:num w:numId="9" w16cid:durableId="470439258">
     <w:abstractNumId w:val="0"/>
   </w:num>
-  <w:num w:numId="10">
+  <w:num w:numId="10" w16cid:durableId="1110660463">
     <w:abstractNumId w:val="12"/>
   </w:num>
-  <w:num w:numId="11">
+  <w:num w:numId="11" w16cid:durableId="51856628">
     <w:abstractNumId w:val="10"/>
   </w:num>
-  <w:num w:numId="12">
+  <w:num w:numId="12" w16cid:durableId="251553509">
     <w:abstractNumId w:val="15"/>
   </w:num>
-  <w:num w:numId="13">
+  <w:num w:numId="13" w16cid:durableId="524681923">
     <w:abstractNumId w:val="13"/>
   </w:num>
-  <w:num w:numId="14">
+  <w:num w:numId="14" w16cid:durableId="502285476">
     <w:abstractNumId w:val="14"/>
   </w:num>
-  <w:num w:numId="15">
+  <w:num w:numId="15" w16cid:durableId="551425917">
     <w:abstractNumId w:val="9"/>
   </w:num>
-  <w:num w:numId="16">
+  <w:num w:numId="16" w16cid:durableId="1996489355">
     <w:abstractNumId w:val="11"/>
   </w:num>
-  <w:num w:numId="17">
+  <w:num w:numId="17" w16cid:durableId="374699681">
     <w:abstractNumId w:val="16"/>
   </w:num>
-  <w:num w:numId="18">
+  <w:num w:numId="18" w16cid:durableId="912812396">
     <w:abstractNumId w:val="17"/>
   </w:num>
 </w:numbering>
 </file>
 
 <file path=word/styles.xml><?xml version="1.0" encoding="utf-8"?>
-<w:styles xmlns:mc="http://schemas.openxmlformats.org/markup-compatibility/2006" xmlns:r="http://schemas.openxmlformats.org/officeDocument/2006/relationships" xmlns:w="http://schemas.openxmlformats.org/wordprocessingml/2006/main" xmlns:w14="http://schemas.microsoft.com/office/word/2010/wordml" xmlns:w15="http://schemas.microsoft.com/office/word/2012/wordml" xmlns:w16se="http://schemas.microsoft.com/office/word/2015/wordml/symex" mc:Ignorable="w14 w15 w16se">
+<w:styles xmlns:mc="http://schemas.openxmlformats.org/markup-compatibility/2006" xmlns:r="http://schemas.openxmlformats.org/officeDocument/2006/relationships" xmlns:w="http://schemas.openxmlformats.org/wordprocessingml/2006/main" xmlns:w14="http://schemas.microsoft.com/office/word/2010/wordml" xmlns:w15="http://schemas.microsoft.com/office/word/2012/wordml" xmlns:w16cex="http://schemas.microsoft.com/office/word/2018/wordml/cex" xmlns:w16cid="http://schemas.microsoft.com/office/word/2016/wordml/cid" xmlns:w16="http://schemas.microsoft.com/office/word/2018/wordml" xmlns:w16du="http://schemas.microsoft.com/office/word/2023/wordml/word16du" xmlns:w16sdtdh="http://schemas.microsoft.com/office/word/2020/wordml/sdtdatahash" xmlns:w16sdtfl="http://schemas.microsoft.com/office/word/2024/wordml/sdtformatlock" xmlns:w16se="http://schemas.microsoft.com/office/word/2015/wordml/symex" mc:Ignorable="w14 w15 w16se w16cid w16 w16cex w16sdtdh w16sdtfl w16du">
   <w:docDefaults>
     <w:rPrDefault>
       <w:rPr>
@@ -4377,7 +4796,7 @@
       </w:pPr>
     </w:pPrDefault>
   </w:docDefaults>
-  <w:latentStyles w:defLockedState="0" w:defUIPriority="99" w:defSemiHidden="0" w:defUnhideWhenUsed="0" w:defQFormat="0" w:count="371">
+  <w:latentStyles w:defLockedState="0" w:defUIPriority="99" w:defSemiHidden="0" w:defUnhideWhenUsed="0" w:defQFormat="0" w:count="376">
     <w:lsdException w:name="Normal" w:uiPriority="0" w:qFormat="1"/>
     <w:lsdException w:name="heading 1" w:uiPriority="9" w:qFormat="1"/>
     <w:lsdException w:name="heading 2" w:semiHidden="1" w:uiPriority="9" w:unhideWhenUsed="1" w:qFormat="1"/>
@@ -4740,6 +5159,11 @@
     <w:lsdException w:name="List Table 5 Dark Accent 6" w:uiPriority="50"/>
     <w:lsdException w:name="List Table 6 Colorful Accent 6" w:uiPriority="51"/>
     <w:lsdException w:name="List Table 7 Colorful Accent 6" w:uiPriority="52"/>
+    <w:lsdException w:name="Mention" w:semiHidden="1" w:unhideWhenUsed="1"/>
+    <w:lsdException w:name="Smart Hyperlink" w:semiHidden="1" w:unhideWhenUsed="1"/>
+    <w:lsdException w:name="Hashtag" w:semiHidden="1" w:unhideWhenUsed="1"/>
+    <w:lsdException w:name="Unresolved Mention" w:semiHidden="1" w:unhideWhenUsed="1"/>
+    <w:lsdException w:name="Smart Link" w:semiHidden="1" w:unhideWhenUsed="1"/>
   </w:latentStyles>
   <w:style w:type="paragraph" w:default="1" w:styleId="Normal">
     <w:name w:val="Normal"/>

--- a/Documentacion_tap_pa_aura_bot.docx
+++ b/Documentacion_tap_pa_aura_bot.docx
@@ -3226,6 +3226,15 @@
           <w:szCs w:val="24"/>
         </w:rPr>
       </w:pPr>
+      <w:r>
+        <w:rPr>
+          <w:rFonts w:ascii="Times New Roman" w:hAnsi="Times New Roman" w:cs="Times New Roman"/>
+          <w:color w:val="000000" w:themeColor="text1"/>
+          <w:sz w:val="24"/>
+          <w:szCs w:val="24"/>
+        </w:rPr>
+        <w:t>.</w:t>
+      </w:r>
     </w:p>
     <w:p>
       <w:pPr>
